--- a/CLOUD Y BIG DATA/T1 CLOUD Y BIG DATA.docx
+++ b/CLOUD Y BIG DATA/T1 CLOUD Y BIG DATA.docx
@@ -998,6 +998,3651 @@
         <w:t xml:space="preserve"> los recursos del sistema. Utiliza espacios de nombres distintos para aislar los contenedores entre ellos. </w:t>
       </w:r>
     </w:p>
+    <w:p>
+      <w:pPr>
+        <w:rPr>
+          <w:rFonts w:ascii="Times New Roman" w:hAnsi="Times New Roman" w:cs="Times New Roman"/>
+          <w:sz w:val="24"/>
+          <w:szCs w:val="24"/>
+        </w:rPr>
+      </w:pPr>
+      <w:r>
+        <w:rPr>
+          <w:rFonts w:ascii="Times New Roman" w:hAnsi="Times New Roman" w:cs="Times New Roman"/>
+          <w:sz w:val="24"/>
+          <w:szCs w:val="24"/>
+        </w:rPr>
+        <w:lastRenderedPageBreak/>
+        <w:t xml:space="preserve">DOCKER: herramienta de código abierto que coloca la aplicación o servicio y todo lo que necesite en una imagen un contenedor. La imagen se puede mover a cualquier lugar que ejecute contenedores </w:t>
+      </w:r>
+      <w:proofErr w:type="spellStart"/>
+      <w:r>
+        <w:rPr>
+          <w:rFonts w:ascii="Times New Roman" w:hAnsi="Times New Roman" w:cs="Times New Roman"/>
+          <w:sz w:val="24"/>
+          <w:szCs w:val="24"/>
+        </w:rPr>
+        <w:t>Docker</w:t>
+      </w:r>
+      <w:proofErr w:type="spellEnd"/>
+      <w:r>
+        <w:rPr>
+          <w:rFonts w:ascii="Times New Roman" w:hAnsi="Times New Roman" w:cs="Times New Roman"/>
+          <w:sz w:val="24"/>
+          <w:szCs w:val="24"/>
+        </w:rPr>
+        <w:t xml:space="preserve">, facilitando la distribución. Mayor capacidad de reutilización. </w:t>
+      </w:r>
+    </w:p>
+    <w:p>
+      <w:pPr>
+        <w:rPr>
+          <w:rFonts w:ascii="Times New Roman" w:hAnsi="Times New Roman" w:cs="Times New Roman"/>
+          <w:sz w:val="24"/>
+          <w:szCs w:val="24"/>
+        </w:rPr>
+      </w:pPr>
+      <w:r>
+        <w:rPr>
+          <w:rFonts w:ascii="Times New Roman" w:hAnsi="Times New Roman" w:cs="Times New Roman"/>
+          <w:sz w:val="24"/>
+          <w:szCs w:val="24"/>
+        </w:rPr>
+        <w:t xml:space="preserve">Las imágenes se crean a partir de un </w:t>
+      </w:r>
+      <w:proofErr w:type="spellStart"/>
+      <w:r>
+        <w:rPr>
+          <w:rFonts w:ascii="Times New Roman" w:hAnsi="Times New Roman" w:cs="Times New Roman"/>
+          <w:sz w:val="24"/>
+          <w:szCs w:val="24"/>
+        </w:rPr>
+        <w:t>Dockerfle</w:t>
+      </w:r>
+      <w:proofErr w:type="spellEnd"/>
+      <w:r>
+        <w:rPr>
+          <w:rFonts w:ascii="Times New Roman" w:hAnsi="Times New Roman" w:cs="Times New Roman"/>
+          <w:sz w:val="24"/>
+          <w:szCs w:val="24"/>
+        </w:rPr>
+        <w:t xml:space="preserve"> mediante montajes de unión (</w:t>
+      </w:r>
+      <w:proofErr w:type="spellStart"/>
+      <w:r>
+        <w:rPr>
+          <w:rFonts w:ascii="Times New Roman" w:hAnsi="Times New Roman" w:cs="Times New Roman"/>
+          <w:sz w:val="24"/>
+          <w:szCs w:val="24"/>
+        </w:rPr>
+        <w:t>UnionFS</w:t>
+      </w:r>
+      <w:proofErr w:type="spellEnd"/>
+      <w:r>
+        <w:rPr>
+          <w:rFonts w:ascii="Times New Roman" w:hAnsi="Times New Roman" w:cs="Times New Roman"/>
+          <w:sz w:val="24"/>
+          <w:szCs w:val="24"/>
+        </w:rPr>
+        <w:t xml:space="preserve">, AUFS, </w:t>
+      </w:r>
+      <w:proofErr w:type="spellStart"/>
+      <w:r>
+        <w:rPr>
+          <w:rFonts w:ascii="Times New Roman" w:hAnsi="Times New Roman" w:cs="Times New Roman"/>
+          <w:sz w:val="24"/>
+          <w:szCs w:val="24"/>
+        </w:rPr>
+        <w:t>etc</w:t>
+      </w:r>
+      <w:proofErr w:type="spellEnd"/>
+      <w:r>
+        <w:rPr>
+          <w:rFonts w:ascii="Times New Roman" w:hAnsi="Times New Roman" w:cs="Times New Roman"/>
+          <w:sz w:val="24"/>
+          <w:szCs w:val="24"/>
+        </w:rPr>
+        <w:t xml:space="preserve">) que superponen varios FS de solo lectura y un último FS modificable. Llevamos distintas capas que especifican cómo funciona el </w:t>
+      </w:r>
+      <w:proofErr w:type="spellStart"/>
+      <w:r>
+        <w:rPr>
+          <w:rFonts w:ascii="Times New Roman" w:hAnsi="Times New Roman" w:cs="Times New Roman"/>
+          <w:sz w:val="24"/>
+          <w:szCs w:val="24"/>
+        </w:rPr>
+        <w:t>Docker</w:t>
+      </w:r>
+      <w:proofErr w:type="spellEnd"/>
+      <w:r>
+        <w:rPr>
+          <w:rFonts w:ascii="Times New Roman" w:hAnsi="Times New Roman" w:cs="Times New Roman"/>
+          <w:sz w:val="24"/>
+          <w:szCs w:val="24"/>
+        </w:rPr>
+        <w:t xml:space="preserve">. </w:t>
+      </w:r>
+    </w:p>
+    <w:p>
+      <w:pPr>
+        <w:rPr>
+          <w:rFonts w:ascii="Times New Roman" w:hAnsi="Times New Roman" w:cs="Times New Roman"/>
+          <w:sz w:val="24"/>
+          <w:szCs w:val="24"/>
+        </w:rPr>
+      </w:pPr>
+      <w:r>
+        <w:rPr>
+          <w:rFonts w:ascii="Times New Roman" w:hAnsi="Times New Roman" w:cs="Times New Roman"/>
+          <w:noProof/>
+          <w:sz w:val="24"/>
+          <w:szCs w:val="24"/>
+          <w:lang w:eastAsia="es-ES"/>
+        </w:rPr>
+        <w:drawing>
+          <wp:inline distT="0" distB="0" distL="0" distR="0">
+            <wp:extent cx="5400040" cy="1181259"/>
+            <wp:effectExtent l="19050" t="0" r="0" b="0"/>
+            <wp:docPr id="4" name="Imagen 4"/>
+            <wp:cNvGraphicFramePr>
+              <a:graphicFrameLocks xmlns:a="http://schemas.openxmlformats.org/drawingml/2006/main" noChangeAspect="1"/>
+            </wp:cNvGraphicFramePr>
+            <a:graphic xmlns:a="http://schemas.openxmlformats.org/drawingml/2006/main">
+              <a:graphicData uri="http://schemas.openxmlformats.org/drawingml/2006/picture">
+                <pic:pic xmlns:pic="http://schemas.openxmlformats.org/drawingml/2006/picture">
+                  <pic:nvPicPr>
+                    <pic:cNvPr id="0" name="Picture 4"/>
+                    <pic:cNvPicPr>
+                      <a:picLocks noChangeAspect="1" noChangeArrowheads="1"/>
+                    </pic:cNvPicPr>
+                  </pic:nvPicPr>
+                  <pic:blipFill>
+                    <a:blip r:embed="rId6"/>
+                    <a:srcRect/>
+                    <a:stretch>
+                      <a:fillRect/>
+                    </a:stretch>
+                  </pic:blipFill>
+                  <pic:spPr bwMode="auto">
+                    <a:xfrm>
+                      <a:off x="0" y="0"/>
+                      <a:ext cx="5400040" cy="1181259"/>
+                    </a:xfrm>
+                    <a:prstGeom prst="rect">
+                      <a:avLst/>
+                    </a:prstGeom>
+                    <a:noFill/>
+                    <a:ln w="9525">
+                      <a:noFill/>
+                      <a:miter lim="800000"/>
+                      <a:headEnd/>
+                      <a:tailEnd/>
+                    </a:ln>
+                  </pic:spPr>
+                </pic:pic>
+              </a:graphicData>
+            </a:graphic>
+          </wp:inline>
+        </w:drawing>
+      </w:r>
+    </w:p>
+    <w:p>
+      <w:pPr>
+        <w:rPr>
+          <w:rFonts w:ascii="Times New Roman" w:hAnsi="Times New Roman" w:cs="Times New Roman"/>
+          <w:sz w:val="24"/>
+          <w:szCs w:val="24"/>
+        </w:rPr>
+      </w:pPr>
+      <w:r>
+        <w:rPr>
+          <w:rFonts w:ascii="Times New Roman" w:hAnsi="Times New Roman" w:cs="Times New Roman"/>
+          <w:sz w:val="24"/>
+          <w:szCs w:val="24"/>
+        </w:rPr>
+        <w:t xml:space="preserve">KUBERNETES: sistema de código abierto para desplegar, escalar y gestionar contenedores en un clúster. </w:t>
+      </w:r>
+      <w:r>
+        <w:rPr>
+          <w:rFonts w:ascii="Times New Roman" w:hAnsi="Times New Roman" w:cs="Times New Roman"/>
+          <w:sz w:val="24"/>
+          <w:szCs w:val="24"/>
+        </w:rPr>
+        <w:t xml:space="preserve">Desarrollado por Google. Ejecuta </w:t>
+      </w:r>
+      <w:proofErr w:type="spellStart"/>
+      <w:r>
+        <w:rPr>
+          <w:rFonts w:ascii="Times New Roman" w:hAnsi="Times New Roman" w:cs="Times New Roman"/>
+          <w:sz w:val="24"/>
+          <w:szCs w:val="24"/>
+        </w:rPr>
+        <w:t>clusteres</w:t>
+      </w:r>
+      <w:proofErr w:type="spellEnd"/>
+      <w:r>
+        <w:rPr>
+          <w:rFonts w:ascii="Times New Roman" w:hAnsi="Times New Roman" w:cs="Times New Roman"/>
+          <w:sz w:val="24"/>
+          <w:szCs w:val="24"/>
+        </w:rPr>
+        <w:t xml:space="preserve"> con nodos y decenas de miles de contendores. Un </w:t>
+      </w:r>
+      <w:proofErr w:type="spellStart"/>
+      <w:r>
+        <w:rPr>
+          <w:rFonts w:ascii="Times New Roman" w:hAnsi="Times New Roman" w:cs="Times New Roman"/>
+          <w:sz w:val="24"/>
+          <w:szCs w:val="24"/>
+        </w:rPr>
+        <w:t>pod</w:t>
+      </w:r>
+      <w:proofErr w:type="spellEnd"/>
+      <w:r>
+        <w:rPr>
+          <w:rFonts w:ascii="Times New Roman" w:hAnsi="Times New Roman" w:cs="Times New Roman"/>
+          <w:sz w:val="24"/>
+          <w:szCs w:val="24"/>
+        </w:rPr>
+        <w:t xml:space="preserve"> son varios contenedores. </w:t>
+      </w:r>
+    </w:p>
+    <w:p>
+      <w:pPr>
+        <w:rPr>
+          <w:rFonts w:ascii="Times New Roman" w:hAnsi="Times New Roman" w:cs="Times New Roman"/>
+          <w:sz w:val="24"/>
+          <w:szCs w:val="24"/>
+        </w:rPr>
+      </w:pPr>
+      <w:r>
+        <w:rPr>
+          <w:rFonts w:ascii="Times New Roman" w:hAnsi="Times New Roman" w:cs="Times New Roman"/>
+          <w:noProof/>
+          <w:sz w:val="24"/>
+          <w:szCs w:val="24"/>
+          <w:lang w:eastAsia="es-ES"/>
+        </w:rPr>
+        <w:drawing>
+          <wp:inline distT="0" distB="0" distL="0" distR="0">
+            <wp:extent cx="5400040" cy="3247757"/>
+            <wp:effectExtent l="19050" t="0" r="0" b="0"/>
+            <wp:docPr id="7" name="Imagen 7"/>
+            <wp:cNvGraphicFramePr>
+              <a:graphicFrameLocks xmlns:a="http://schemas.openxmlformats.org/drawingml/2006/main" noChangeAspect="1"/>
+            </wp:cNvGraphicFramePr>
+            <a:graphic xmlns:a="http://schemas.openxmlformats.org/drawingml/2006/main">
+              <a:graphicData uri="http://schemas.openxmlformats.org/drawingml/2006/picture">
+                <pic:pic xmlns:pic="http://schemas.openxmlformats.org/drawingml/2006/picture">
+                  <pic:nvPicPr>
+                    <pic:cNvPr id="0" name="Picture 7"/>
+                    <pic:cNvPicPr>
+                      <a:picLocks noChangeAspect="1" noChangeArrowheads="1"/>
+                    </pic:cNvPicPr>
+                  </pic:nvPicPr>
+                  <pic:blipFill>
+                    <a:blip r:embed="rId7"/>
+                    <a:srcRect/>
+                    <a:stretch>
+                      <a:fillRect/>
+                    </a:stretch>
+                  </pic:blipFill>
+                  <pic:spPr bwMode="auto">
+                    <a:xfrm>
+                      <a:off x="0" y="0"/>
+                      <a:ext cx="5400040" cy="3247757"/>
+                    </a:xfrm>
+                    <a:prstGeom prst="rect">
+                      <a:avLst/>
+                    </a:prstGeom>
+                    <a:noFill/>
+                    <a:ln w="9525">
+                      <a:noFill/>
+                      <a:miter lim="800000"/>
+                      <a:headEnd/>
+                      <a:tailEnd/>
+                    </a:ln>
+                  </pic:spPr>
+                </pic:pic>
+              </a:graphicData>
+            </a:graphic>
+          </wp:inline>
+        </w:drawing>
+      </w:r>
+    </w:p>
+    <w:p>
+      <w:pPr>
+        <w:rPr>
+          <w:rFonts w:ascii="Times New Roman" w:hAnsi="Times New Roman" w:cs="Times New Roman"/>
+          <w:sz w:val="24"/>
+          <w:szCs w:val="24"/>
+        </w:rPr>
+      </w:pPr>
+      <w:r>
+        <w:rPr>
+          <w:rFonts w:ascii="Times New Roman" w:hAnsi="Times New Roman" w:cs="Times New Roman"/>
+          <w:sz w:val="24"/>
+          <w:szCs w:val="24"/>
+        </w:rPr>
+        <w:br w:type="page"/>
+      </w:r>
+    </w:p>
+    <w:p>
+      <w:pPr>
+        <w:rPr>
+          <w:rFonts w:ascii="Times New Roman" w:hAnsi="Times New Roman" w:cs="Times New Roman"/>
+          <w:sz w:val="24"/>
+          <w:szCs w:val="24"/>
+        </w:rPr>
+      </w:pPr>
+      <w:r>
+        <w:rPr>
+          <w:rFonts w:ascii="Times New Roman" w:hAnsi="Times New Roman" w:cs="Times New Roman"/>
+          <w:sz w:val="24"/>
+          <w:szCs w:val="24"/>
+        </w:rPr>
+        <w:lastRenderedPageBreak/>
+        <w:t>VIRTUALIZACIÓN LIGERA (</w:t>
+      </w:r>
+      <w:proofErr w:type="spellStart"/>
+      <w:r>
+        <w:rPr>
+          <w:rFonts w:ascii="Times New Roman" w:hAnsi="Times New Roman" w:cs="Times New Roman"/>
+          <w:sz w:val="24"/>
+          <w:szCs w:val="24"/>
+        </w:rPr>
+        <w:t>MicroVMs</w:t>
+      </w:r>
+      <w:proofErr w:type="spellEnd"/>
+      <w:r>
+        <w:rPr>
+          <w:rFonts w:ascii="Times New Roman" w:hAnsi="Times New Roman" w:cs="Times New Roman"/>
+          <w:sz w:val="24"/>
+          <w:szCs w:val="24"/>
+        </w:rPr>
+        <w:t xml:space="preserve">): en vez de varios contenedores que utilizan un mismo </w:t>
+      </w:r>
+      <w:proofErr w:type="spellStart"/>
+      <w:r>
+        <w:rPr>
+          <w:rFonts w:ascii="Times New Roman" w:hAnsi="Times New Roman" w:cs="Times New Roman"/>
+          <w:sz w:val="24"/>
+          <w:szCs w:val="24"/>
+        </w:rPr>
+        <w:t>kernel</w:t>
+      </w:r>
+      <w:proofErr w:type="spellEnd"/>
+      <w:r>
+        <w:rPr>
+          <w:rFonts w:ascii="Times New Roman" w:hAnsi="Times New Roman" w:cs="Times New Roman"/>
+          <w:sz w:val="24"/>
+          <w:szCs w:val="24"/>
+        </w:rPr>
+        <w:t xml:space="preserve">, lo que puede producir problemas de seguridad si cada contenedor es de un dueño distinto, tenemos esta alternativa. </w:t>
+      </w:r>
+    </w:p>
+    <w:p>
+      <w:pPr>
+        <w:rPr>
+          <w:rFonts w:ascii="Times New Roman" w:hAnsi="Times New Roman" w:cs="Times New Roman"/>
+          <w:sz w:val="24"/>
+          <w:szCs w:val="24"/>
+        </w:rPr>
+      </w:pPr>
+      <w:r>
+        <w:rPr>
+          <w:rFonts w:ascii="Times New Roman" w:hAnsi="Times New Roman" w:cs="Times New Roman"/>
+          <w:sz w:val="24"/>
+          <w:szCs w:val="24"/>
+        </w:rPr>
+        <w:t xml:space="preserve">Se lanza una máquina virtual dentro de la cual se ejecuta el contenedor. Se utiliza la misma máquina virtual para todos los contenedores, cuyo sistema operativo ha sido optimizado y reducido al mínimo. Mejor eficiencia y aislamiento. </w:t>
+      </w:r>
+    </w:p>
+    <w:p>
+      <w:pPr>
+        <w:rPr>
+          <w:rFonts w:ascii="Times New Roman" w:hAnsi="Times New Roman" w:cs="Times New Roman"/>
+          <w:sz w:val="24"/>
+          <w:szCs w:val="24"/>
+        </w:rPr>
+      </w:pPr>
+      <w:proofErr w:type="spellStart"/>
+      <w:r>
+        <w:rPr>
+          <w:rFonts w:ascii="Times New Roman" w:hAnsi="Times New Roman" w:cs="Times New Roman"/>
+          <w:sz w:val="24"/>
+          <w:szCs w:val="24"/>
+        </w:rPr>
+        <w:t>Firecracker</w:t>
+      </w:r>
+      <w:proofErr w:type="spellEnd"/>
+      <w:r>
+        <w:rPr>
+          <w:rFonts w:ascii="Times New Roman" w:hAnsi="Times New Roman" w:cs="Times New Roman"/>
+          <w:sz w:val="24"/>
+          <w:szCs w:val="24"/>
+        </w:rPr>
+        <w:t xml:space="preserve"> de Amazon fue </w:t>
+      </w:r>
+      <w:proofErr w:type="spellStart"/>
+      <w:r>
+        <w:rPr>
+          <w:rFonts w:ascii="Times New Roman" w:hAnsi="Times New Roman" w:cs="Times New Roman"/>
+          <w:sz w:val="24"/>
+          <w:szCs w:val="24"/>
+        </w:rPr>
+        <w:t>dearrollado</w:t>
+      </w:r>
+      <w:proofErr w:type="spellEnd"/>
+      <w:r>
+        <w:rPr>
+          <w:rFonts w:ascii="Times New Roman" w:hAnsi="Times New Roman" w:cs="Times New Roman"/>
+          <w:sz w:val="24"/>
+          <w:szCs w:val="24"/>
+        </w:rPr>
+        <w:t xml:space="preserve"> a partir de </w:t>
+      </w:r>
+      <w:proofErr w:type="spellStart"/>
+      <w:r>
+        <w:rPr>
+          <w:rFonts w:ascii="Times New Roman" w:hAnsi="Times New Roman" w:cs="Times New Roman"/>
+          <w:sz w:val="24"/>
+          <w:szCs w:val="24"/>
+        </w:rPr>
+        <w:t>crosvm</w:t>
+      </w:r>
+      <w:proofErr w:type="spellEnd"/>
+      <w:r>
+        <w:rPr>
+          <w:rFonts w:ascii="Times New Roman" w:hAnsi="Times New Roman" w:cs="Times New Roman"/>
+          <w:sz w:val="24"/>
+          <w:szCs w:val="24"/>
+        </w:rPr>
+        <w:t xml:space="preserve"> de Google. Se utiliza en los servicios de AWS (Lambda y </w:t>
+      </w:r>
+      <w:proofErr w:type="spellStart"/>
+      <w:r>
+        <w:rPr>
+          <w:rFonts w:ascii="Times New Roman" w:hAnsi="Times New Roman" w:cs="Times New Roman"/>
+          <w:sz w:val="24"/>
+          <w:szCs w:val="24"/>
+        </w:rPr>
+        <w:t>Fargate</w:t>
+      </w:r>
+      <w:proofErr w:type="spellEnd"/>
+      <w:r>
+        <w:rPr>
+          <w:rFonts w:ascii="Times New Roman" w:hAnsi="Times New Roman" w:cs="Times New Roman"/>
+          <w:sz w:val="24"/>
+          <w:szCs w:val="24"/>
+        </w:rPr>
+        <w:t>).</w:t>
+      </w:r>
+    </w:p>
+    <w:p>
+      <w:pPr>
+        <w:rPr>
+          <w:rFonts w:ascii="Times New Roman" w:hAnsi="Times New Roman" w:cs="Times New Roman"/>
+          <w:sz w:val="24"/>
+          <w:szCs w:val="24"/>
+        </w:rPr>
+      </w:pPr>
+      <w:r>
+        <w:rPr>
+          <w:rFonts w:ascii="Times New Roman" w:hAnsi="Times New Roman" w:cs="Times New Roman"/>
+          <w:noProof/>
+          <w:sz w:val="24"/>
+          <w:szCs w:val="24"/>
+          <w:lang w:eastAsia="es-ES"/>
+        </w:rPr>
+        <w:drawing>
+          <wp:inline distT="0" distB="0" distL="0" distR="0">
+            <wp:extent cx="3806190" cy="1968180"/>
+            <wp:effectExtent l="19050" t="0" r="3810" b="0"/>
+            <wp:docPr id="10" name="Imagen 10"/>
+            <wp:cNvGraphicFramePr>
+              <a:graphicFrameLocks xmlns:a="http://schemas.openxmlformats.org/drawingml/2006/main" noChangeAspect="1"/>
+            </wp:cNvGraphicFramePr>
+            <a:graphic xmlns:a="http://schemas.openxmlformats.org/drawingml/2006/main">
+              <a:graphicData uri="http://schemas.openxmlformats.org/drawingml/2006/picture">
+                <pic:pic xmlns:pic="http://schemas.openxmlformats.org/drawingml/2006/picture">
+                  <pic:nvPicPr>
+                    <pic:cNvPr id="0" name="Picture 10"/>
+                    <pic:cNvPicPr>
+                      <a:picLocks noChangeAspect="1" noChangeArrowheads="1"/>
+                    </pic:cNvPicPr>
+                  </pic:nvPicPr>
+                  <pic:blipFill>
+                    <a:blip r:embed="rId8"/>
+                    <a:srcRect/>
+                    <a:stretch>
+                      <a:fillRect/>
+                    </a:stretch>
+                  </pic:blipFill>
+                  <pic:spPr bwMode="auto">
+                    <a:xfrm>
+                      <a:off x="0" y="0"/>
+                      <a:ext cx="3810885" cy="1970608"/>
+                    </a:xfrm>
+                    <a:prstGeom prst="rect">
+                      <a:avLst/>
+                    </a:prstGeom>
+                    <a:noFill/>
+                    <a:ln w="9525">
+                      <a:noFill/>
+                      <a:miter lim="800000"/>
+                      <a:headEnd/>
+                      <a:tailEnd/>
+                    </a:ln>
+                  </pic:spPr>
+                </pic:pic>
+              </a:graphicData>
+            </a:graphic>
+          </wp:inline>
+        </w:drawing>
+      </w:r>
+    </w:p>
+    <w:p>
+      <w:pPr>
+        <w:rPr>
+          <w:rFonts w:ascii="Times New Roman" w:hAnsi="Times New Roman" w:cs="Times New Roman"/>
+          <w:sz w:val="24"/>
+          <w:szCs w:val="24"/>
+        </w:rPr>
+      </w:pPr>
+      <w:r>
+        <w:rPr>
+          <w:rFonts w:ascii="Times New Roman" w:hAnsi="Times New Roman" w:cs="Times New Roman"/>
+          <w:sz w:val="24"/>
+          <w:szCs w:val="24"/>
+        </w:rPr>
+        <w:t xml:space="preserve">ARQUITECTURAS ORIENTADAS A SERVICIOS: </w:t>
+      </w:r>
+    </w:p>
+    <w:p>
+      <w:pPr>
+        <w:pStyle w:val="Prrafodelista"/>
+        <w:numPr>
+          <w:ilvl w:val="0"/>
+          <w:numId w:val="1"/>
+        </w:numPr>
+        <w:rPr>
+          <w:rFonts w:ascii="Times New Roman" w:hAnsi="Times New Roman" w:cs="Times New Roman"/>
+          <w:sz w:val="24"/>
+          <w:szCs w:val="24"/>
+        </w:rPr>
+      </w:pPr>
+      <w:r>
+        <w:rPr>
+          <w:rFonts w:ascii="Times New Roman" w:hAnsi="Times New Roman" w:cs="Times New Roman"/>
+          <w:sz w:val="24"/>
+          <w:szCs w:val="24"/>
+        </w:rPr>
+        <w:t>REST (</w:t>
+      </w:r>
+      <w:proofErr w:type="spellStart"/>
+      <w:r>
+        <w:rPr>
+          <w:rFonts w:ascii="Times New Roman" w:hAnsi="Times New Roman" w:cs="Times New Roman"/>
+          <w:sz w:val="24"/>
+          <w:szCs w:val="24"/>
+        </w:rPr>
+        <w:t>REpresentational</w:t>
+      </w:r>
+      <w:proofErr w:type="spellEnd"/>
+      <w:r>
+        <w:rPr>
+          <w:rFonts w:ascii="Times New Roman" w:hAnsi="Times New Roman" w:cs="Times New Roman"/>
+          <w:sz w:val="24"/>
+          <w:szCs w:val="24"/>
+        </w:rPr>
+        <w:t xml:space="preserve"> </w:t>
+      </w:r>
+      <w:proofErr w:type="spellStart"/>
+      <w:r>
+        <w:rPr>
+          <w:rFonts w:ascii="Times New Roman" w:hAnsi="Times New Roman" w:cs="Times New Roman"/>
+          <w:sz w:val="24"/>
+          <w:szCs w:val="24"/>
+        </w:rPr>
+        <w:t>State</w:t>
+      </w:r>
+      <w:proofErr w:type="spellEnd"/>
+      <w:r>
+        <w:rPr>
+          <w:rFonts w:ascii="Times New Roman" w:hAnsi="Times New Roman" w:cs="Times New Roman"/>
+          <w:sz w:val="24"/>
+          <w:szCs w:val="24"/>
+        </w:rPr>
+        <w:t xml:space="preserve"> Transfer): alternativa escalable, ligera y simple a SOAP, CORBA, etc. Métodos HTTP sin estado para acceder a recursos con estado identificados con </w:t>
+      </w:r>
+      <w:proofErr w:type="spellStart"/>
+      <w:r>
+        <w:rPr>
+          <w:rFonts w:ascii="Times New Roman" w:hAnsi="Times New Roman" w:cs="Times New Roman"/>
+          <w:sz w:val="24"/>
+          <w:szCs w:val="24"/>
+        </w:rPr>
+        <w:t>URLs</w:t>
+      </w:r>
+      <w:proofErr w:type="spellEnd"/>
+      <w:r>
+        <w:rPr>
+          <w:rFonts w:ascii="Times New Roman" w:hAnsi="Times New Roman" w:cs="Times New Roman"/>
+          <w:sz w:val="24"/>
+          <w:szCs w:val="24"/>
+        </w:rPr>
+        <w:t xml:space="preserve"> jerárquicas. </w:t>
+      </w:r>
+    </w:p>
+    <w:p>
+      <w:pPr>
+        <w:pStyle w:val="Prrafodelista"/>
+        <w:rPr>
+          <w:rFonts w:ascii="Times New Roman" w:hAnsi="Times New Roman" w:cs="Times New Roman"/>
+          <w:sz w:val="24"/>
+          <w:szCs w:val="24"/>
+        </w:rPr>
+      </w:pPr>
+      <w:r>
+        <w:rPr>
+          <w:rFonts w:ascii="Times New Roman" w:hAnsi="Times New Roman" w:cs="Times New Roman"/>
+          <w:sz w:val="24"/>
+          <w:szCs w:val="24"/>
+        </w:rPr>
+        <w:t xml:space="preserve">Representa los recursos y su estado con JSON, XML, etc. </w:t>
+      </w:r>
+    </w:p>
+    <w:p>
+      <w:pPr>
+        <w:pStyle w:val="Prrafodelista"/>
+        <w:numPr>
+          <w:ilvl w:val="0"/>
+          <w:numId w:val="1"/>
+        </w:numPr>
+        <w:rPr>
+          <w:rFonts w:ascii="Times New Roman" w:hAnsi="Times New Roman" w:cs="Times New Roman"/>
+          <w:sz w:val="24"/>
+          <w:szCs w:val="24"/>
+        </w:rPr>
+      </w:pPr>
+      <w:proofErr w:type="spellStart"/>
+      <w:r>
+        <w:rPr>
+          <w:rFonts w:ascii="Times New Roman" w:hAnsi="Times New Roman" w:cs="Times New Roman"/>
+          <w:sz w:val="24"/>
+          <w:szCs w:val="24"/>
+        </w:rPr>
+        <w:t>gRPC</w:t>
+      </w:r>
+      <w:proofErr w:type="spellEnd"/>
+      <w:r>
+        <w:rPr>
+          <w:rFonts w:ascii="Times New Roman" w:hAnsi="Times New Roman" w:cs="Times New Roman"/>
+          <w:sz w:val="24"/>
+          <w:szCs w:val="24"/>
+        </w:rPr>
+        <w:t xml:space="preserve">: evolución de REST creado por Google. </w:t>
+      </w:r>
+    </w:p>
+    <w:p>
+      <w:pPr>
+        <w:rPr>
+          <w:rFonts w:ascii="Times New Roman" w:hAnsi="Times New Roman" w:cs="Times New Roman"/>
+          <w:sz w:val="24"/>
+          <w:szCs w:val="24"/>
+        </w:rPr>
+      </w:pPr>
+    </w:p>
+    <w:p>
+      <w:pPr>
+        <w:rPr>
+          <w:rFonts w:ascii="Times New Roman" w:hAnsi="Times New Roman" w:cs="Times New Roman"/>
+          <w:sz w:val="24"/>
+          <w:szCs w:val="24"/>
+        </w:rPr>
+      </w:pPr>
+      <w:r>
+        <w:rPr>
+          <w:rFonts w:ascii="Times New Roman" w:hAnsi="Times New Roman" w:cs="Times New Roman"/>
+          <w:sz w:val="24"/>
+          <w:szCs w:val="24"/>
+        </w:rPr>
+        <w:t xml:space="preserve">MODELOS DE SERVICIO: </w:t>
+      </w:r>
+    </w:p>
+    <w:p>
+      <w:pPr>
+        <w:pStyle w:val="Prrafodelista"/>
+        <w:numPr>
+          <w:ilvl w:val="0"/>
+          <w:numId w:val="1"/>
+        </w:numPr>
+        <w:rPr>
+          <w:rFonts w:ascii="Times New Roman" w:hAnsi="Times New Roman" w:cs="Times New Roman"/>
+          <w:sz w:val="24"/>
+          <w:szCs w:val="24"/>
+        </w:rPr>
+      </w:pPr>
+      <w:proofErr w:type="spellStart"/>
+      <w:r>
+        <w:rPr>
+          <w:rFonts w:ascii="Times New Roman" w:hAnsi="Times New Roman" w:cs="Times New Roman"/>
+          <w:sz w:val="24"/>
+          <w:szCs w:val="24"/>
+        </w:rPr>
+        <w:t>SaaS</w:t>
+      </w:r>
+      <w:proofErr w:type="spellEnd"/>
+      <w:r>
+        <w:rPr>
+          <w:rFonts w:ascii="Times New Roman" w:hAnsi="Times New Roman" w:cs="Times New Roman"/>
+          <w:sz w:val="24"/>
+          <w:szCs w:val="24"/>
+        </w:rPr>
+        <w:t xml:space="preserve"> (Software as a </w:t>
+      </w:r>
+      <w:proofErr w:type="spellStart"/>
+      <w:r>
+        <w:rPr>
+          <w:rFonts w:ascii="Times New Roman" w:hAnsi="Times New Roman" w:cs="Times New Roman"/>
+          <w:sz w:val="24"/>
+          <w:szCs w:val="24"/>
+        </w:rPr>
+        <w:t>Service</w:t>
+      </w:r>
+      <w:proofErr w:type="spellEnd"/>
+      <w:r>
+        <w:rPr>
+          <w:rFonts w:ascii="Times New Roman" w:hAnsi="Times New Roman" w:cs="Times New Roman"/>
+          <w:sz w:val="24"/>
+          <w:szCs w:val="24"/>
+        </w:rPr>
+        <w:t xml:space="preserve">): aplicaciones destinadas a un usuario final. </w:t>
+      </w:r>
+    </w:p>
+    <w:p>
+      <w:pPr>
+        <w:pStyle w:val="Prrafodelista"/>
+        <w:numPr>
+          <w:ilvl w:val="0"/>
+          <w:numId w:val="1"/>
+        </w:numPr>
+        <w:rPr>
+          <w:rFonts w:ascii="Times New Roman" w:hAnsi="Times New Roman" w:cs="Times New Roman"/>
+          <w:sz w:val="24"/>
+          <w:szCs w:val="24"/>
+        </w:rPr>
+      </w:pPr>
+      <w:proofErr w:type="spellStart"/>
+      <w:r>
+        <w:rPr>
+          <w:rFonts w:ascii="Times New Roman" w:hAnsi="Times New Roman" w:cs="Times New Roman"/>
+          <w:sz w:val="24"/>
+          <w:szCs w:val="24"/>
+        </w:rPr>
+        <w:t>PaaS</w:t>
+      </w:r>
+      <w:proofErr w:type="spellEnd"/>
+      <w:r>
+        <w:rPr>
+          <w:rFonts w:ascii="Times New Roman" w:hAnsi="Times New Roman" w:cs="Times New Roman"/>
+          <w:sz w:val="24"/>
+          <w:szCs w:val="24"/>
+        </w:rPr>
+        <w:t xml:space="preserve"> (</w:t>
+      </w:r>
+      <w:proofErr w:type="spellStart"/>
+      <w:r>
+        <w:rPr>
+          <w:rFonts w:ascii="Times New Roman" w:hAnsi="Times New Roman" w:cs="Times New Roman"/>
+          <w:sz w:val="24"/>
+          <w:szCs w:val="24"/>
+        </w:rPr>
+        <w:t>Platform</w:t>
+      </w:r>
+      <w:proofErr w:type="spellEnd"/>
+      <w:r>
+        <w:rPr>
+          <w:rFonts w:ascii="Times New Roman" w:hAnsi="Times New Roman" w:cs="Times New Roman"/>
+          <w:sz w:val="24"/>
+          <w:szCs w:val="24"/>
+        </w:rPr>
+        <w:t xml:space="preserve"> as a </w:t>
+      </w:r>
+      <w:proofErr w:type="spellStart"/>
+      <w:r>
+        <w:rPr>
+          <w:rFonts w:ascii="Times New Roman" w:hAnsi="Times New Roman" w:cs="Times New Roman"/>
+          <w:sz w:val="24"/>
+          <w:szCs w:val="24"/>
+        </w:rPr>
+        <w:t>Service</w:t>
+      </w:r>
+      <w:proofErr w:type="spellEnd"/>
+      <w:r>
+        <w:rPr>
+          <w:rFonts w:ascii="Times New Roman" w:hAnsi="Times New Roman" w:cs="Times New Roman"/>
+          <w:sz w:val="24"/>
+          <w:szCs w:val="24"/>
+        </w:rPr>
+        <w:t xml:space="preserve">): plataforma con el SO y la base ya construida para un diseñador. </w:t>
+      </w:r>
+    </w:p>
+    <w:p>
+      <w:pPr>
+        <w:pStyle w:val="Prrafodelista"/>
+        <w:numPr>
+          <w:ilvl w:val="0"/>
+          <w:numId w:val="1"/>
+        </w:numPr>
+        <w:rPr>
+          <w:rFonts w:ascii="Times New Roman" w:hAnsi="Times New Roman" w:cs="Times New Roman"/>
+          <w:sz w:val="24"/>
+          <w:szCs w:val="24"/>
+        </w:rPr>
+      </w:pPr>
+      <w:proofErr w:type="spellStart"/>
+      <w:r>
+        <w:rPr>
+          <w:rFonts w:ascii="Times New Roman" w:hAnsi="Times New Roman" w:cs="Times New Roman"/>
+          <w:sz w:val="24"/>
+          <w:szCs w:val="24"/>
+        </w:rPr>
+        <w:t>IaaS</w:t>
+      </w:r>
+      <w:proofErr w:type="spellEnd"/>
+      <w:r>
+        <w:rPr>
+          <w:rFonts w:ascii="Times New Roman" w:hAnsi="Times New Roman" w:cs="Times New Roman"/>
+          <w:sz w:val="24"/>
+          <w:szCs w:val="24"/>
+        </w:rPr>
+        <w:t xml:space="preserve"> (</w:t>
+      </w:r>
+      <w:proofErr w:type="spellStart"/>
+      <w:r>
+        <w:rPr>
+          <w:rFonts w:ascii="Times New Roman" w:hAnsi="Times New Roman" w:cs="Times New Roman"/>
+          <w:sz w:val="24"/>
+          <w:szCs w:val="24"/>
+        </w:rPr>
+        <w:t>Infrastructure</w:t>
+      </w:r>
+      <w:proofErr w:type="spellEnd"/>
+      <w:r>
+        <w:rPr>
+          <w:rFonts w:ascii="Times New Roman" w:hAnsi="Times New Roman" w:cs="Times New Roman"/>
+          <w:sz w:val="24"/>
+          <w:szCs w:val="24"/>
+        </w:rPr>
+        <w:t xml:space="preserve"> as a </w:t>
+      </w:r>
+      <w:proofErr w:type="spellStart"/>
+      <w:r>
+        <w:rPr>
+          <w:rFonts w:ascii="Times New Roman" w:hAnsi="Times New Roman" w:cs="Times New Roman"/>
+          <w:sz w:val="24"/>
+          <w:szCs w:val="24"/>
+        </w:rPr>
+        <w:t>Service</w:t>
+      </w:r>
+      <w:proofErr w:type="spellEnd"/>
+      <w:r>
+        <w:rPr>
+          <w:rFonts w:ascii="Times New Roman" w:hAnsi="Times New Roman" w:cs="Times New Roman"/>
+          <w:sz w:val="24"/>
+          <w:szCs w:val="24"/>
+        </w:rPr>
+        <w:t xml:space="preserve">): recursos básicos para un administrador. </w:t>
+      </w:r>
+    </w:p>
+    <w:p>
+      <w:pPr>
+        <w:rPr>
+          <w:rFonts w:ascii="Times New Roman" w:hAnsi="Times New Roman" w:cs="Times New Roman"/>
+          <w:sz w:val="24"/>
+          <w:szCs w:val="24"/>
+        </w:rPr>
+      </w:pPr>
+      <w:r>
+        <w:rPr>
+          <w:rFonts w:ascii="Times New Roman" w:hAnsi="Times New Roman" w:cs="Times New Roman"/>
+          <w:sz w:val="24"/>
+          <w:szCs w:val="24"/>
+        </w:rPr>
+        <w:t xml:space="preserve">Tenemos otras variantes como </w:t>
+      </w:r>
+      <w:proofErr w:type="spellStart"/>
+      <w:r>
+        <w:rPr>
+          <w:rFonts w:ascii="Times New Roman" w:hAnsi="Times New Roman" w:cs="Times New Roman"/>
+          <w:sz w:val="24"/>
+          <w:szCs w:val="24"/>
+        </w:rPr>
+        <w:t>XaaS</w:t>
+      </w:r>
+      <w:proofErr w:type="spellEnd"/>
+      <w:r>
+        <w:rPr>
+          <w:rFonts w:ascii="Times New Roman" w:hAnsi="Times New Roman" w:cs="Times New Roman"/>
+          <w:sz w:val="24"/>
+          <w:szCs w:val="24"/>
+        </w:rPr>
+        <w:t xml:space="preserve"> (</w:t>
+      </w:r>
+      <w:proofErr w:type="spellStart"/>
+      <w:r>
+        <w:rPr>
+          <w:rFonts w:ascii="Times New Roman" w:hAnsi="Times New Roman" w:cs="Times New Roman"/>
+          <w:i/>
+          <w:iCs/>
+          <w:sz w:val="24"/>
+          <w:szCs w:val="24"/>
+        </w:rPr>
+        <w:t>Anything</w:t>
+      </w:r>
+      <w:proofErr w:type="spellEnd"/>
+      <w:r>
+        <w:rPr>
+          <w:rFonts w:ascii="Times New Roman" w:hAnsi="Times New Roman" w:cs="Times New Roman"/>
+          <w:sz w:val="24"/>
+          <w:szCs w:val="24"/>
+        </w:rPr>
+        <w:t xml:space="preserve">): </w:t>
+      </w:r>
+      <w:proofErr w:type="spellStart"/>
+      <w:r>
+        <w:rPr>
+          <w:rFonts w:ascii="Times New Roman" w:hAnsi="Times New Roman" w:cs="Times New Roman"/>
+          <w:sz w:val="24"/>
+          <w:szCs w:val="24"/>
+        </w:rPr>
+        <w:t>CaaS</w:t>
+      </w:r>
+      <w:proofErr w:type="spellEnd"/>
+      <w:r>
+        <w:rPr>
+          <w:rFonts w:ascii="Times New Roman" w:hAnsi="Times New Roman" w:cs="Times New Roman"/>
+          <w:sz w:val="24"/>
+          <w:szCs w:val="24"/>
+        </w:rPr>
+        <w:t xml:space="preserve"> (</w:t>
+      </w:r>
+      <w:proofErr w:type="spellStart"/>
+      <w:r>
+        <w:rPr>
+          <w:rFonts w:ascii="Times New Roman" w:hAnsi="Times New Roman" w:cs="Times New Roman"/>
+          <w:i/>
+          <w:iCs/>
+          <w:sz w:val="24"/>
+          <w:szCs w:val="24"/>
+        </w:rPr>
+        <w:t>Container</w:t>
+      </w:r>
+      <w:proofErr w:type="spellEnd"/>
+      <w:r>
+        <w:rPr>
+          <w:rFonts w:ascii="Times New Roman" w:hAnsi="Times New Roman" w:cs="Times New Roman"/>
+          <w:sz w:val="24"/>
+          <w:szCs w:val="24"/>
+        </w:rPr>
+        <w:t xml:space="preserve">), </w:t>
+      </w:r>
+      <w:proofErr w:type="spellStart"/>
+      <w:r>
+        <w:rPr>
+          <w:rFonts w:ascii="Times New Roman" w:hAnsi="Times New Roman" w:cs="Times New Roman"/>
+          <w:sz w:val="24"/>
+          <w:szCs w:val="24"/>
+        </w:rPr>
+        <w:t>STaaS</w:t>
+      </w:r>
+      <w:proofErr w:type="spellEnd"/>
+      <w:r>
+        <w:rPr>
+          <w:rFonts w:ascii="Times New Roman" w:hAnsi="Times New Roman" w:cs="Times New Roman"/>
+          <w:sz w:val="24"/>
+          <w:szCs w:val="24"/>
+        </w:rPr>
+        <w:t xml:space="preserve"> (</w:t>
+      </w:r>
+      <w:r>
+        <w:rPr>
+          <w:rFonts w:ascii="Times New Roman" w:hAnsi="Times New Roman" w:cs="Times New Roman"/>
+          <w:i/>
+          <w:iCs/>
+          <w:sz w:val="24"/>
+          <w:szCs w:val="24"/>
+        </w:rPr>
+        <w:t>Storage</w:t>
+      </w:r>
+      <w:r>
+        <w:rPr>
+          <w:rFonts w:ascii="Times New Roman" w:hAnsi="Times New Roman" w:cs="Times New Roman"/>
+          <w:sz w:val="24"/>
+          <w:szCs w:val="24"/>
+        </w:rPr>
+        <w:t xml:space="preserve">), </w:t>
+      </w:r>
+      <w:proofErr w:type="spellStart"/>
+      <w:r>
+        <w:rPr>
+          <w:rFonts w:ascii="Times New Roman" w:hAnsi="Times New Roman" w:cs="Times New Roman"/>
+          <w:sz w:val="24"/>
+          <w:szCs w:val="24"/>
+        </w:rPr>
+        <w:t>DaaS</w:t>
+      </w:r>
+      <w:proofErr w:type="spellEnd"/>
+      <w:r>
+        <w:rPr>
+          <w:rFonts w:ascii="Times New Roman" w:hAnsi="Times New Roman" w:cs="Times New Roman"/>
+          <w:sz w:val="24"/>
+          <w:szCs w:val="24"/>
+        </w:rPr>
+        <w:t xml:space="preserve"> (</w:t>
+      </w:r>
+      <w:r>
+        <w:rPr>
+          <w:rFonts w:ascii="Times New Roman" w:hAnsi="Times New Roman" w:cs="Times New Roman"/>
+          <w:i/>
+          <w:iCs/>
+          <w:sz w:val="24"/>
+          <w:szCs w:val="24"/>
+        </w:rPr>
+        <w:t>Desktop</w:t>
+      </w:r>
+      <w:r>
+        <w:rPr>
+          <w:rFonts w:ascii="Times New Roman" w:hAnsi="Times New Roman" w:cs="Times New Roman"/>
+          <w:sz w:val="24"/>
+          <w:szCs w:val="24"/>
+        </w:rPr>
+        <w:t xml:space="preserve">), </w:t>
+      </w:r>
+      <w:proofErr w:type="spellStart"/>
+      <w:r>
+        <w:rPr>
+          <w:rFonts w:ascii="Times New Roman" w:hAnsi="Times New Roman" w:cs="Times New Roman"/>
+          <w:sz w:val="24"/>
+          <w:szCs w:val="24"/>
+        </w:rPr>
+        <w:t>DBaaS</w:t>
+      </w:r>
+      <w:proofErr w:type="spellEnd"/>
+      <w:r>
+        <w:rPr>
+          <w:rFonts w:ascii="Times New Roman" w:hAnsi="Times New Roman" w:cs="Times New Roman"/>
+          <w:sz w:val="24"/>
+          <w:szCs w:val="24"/>
+        </w:rPr>
+        <w:t xml:space="preserve"> (</w:t>
+      </w:r>
+      <w:proofErr w:type="spellStart"/>
+      <w:r>
+        <w:rPr>
+          <w:rFonts w:ascii="Times New Roman" w:hAnsi="Times New Roman" w:cs="Times New Roman"/>
+          <w:i/>
+          <w:iCs/>
+          <w:sz w:val="24"/>
+          <w:szCs w:val="24"/>
+        </w:rPr>
+        <w:t>Database</w:t>
+      </w:r>
+      <w:proofErr w:type="spellEnd"/>
+      <w:r>
+        <w:rPr>
+          <w:rFonts w:ascii="Times New Roman" w:hAnsi="Times New Roman" w:cs="Times New Roman"/>
+          <w:sz w:val="24"/>
+          <w:szCs w:val="24"/>
+        </w:rPr>
+        <w:t xml:space="preserve">), </w:t>
+      </w:r>
+      <w:proofErr w:type="spellStart"/>
+      <w:r>
+        <w:rPr>
+          <w:rFonts w:ascii="Times New Roman" w:hAnsi="Times New Roman" w:cs="Times New Roman"/>
+          <w:sz w:val="24"/>
+          <w:szCs w:val="24"/>
+        </w:rPr>
+        <w:t>MaaS</w:t>
+      </w:r>
+      <w:proofErr w:type="spellEnd"/>
+      <w:r>
+        <w:rPr>
+          <w:rFonts w:ascii="Times New Roman" w:hAnsi="Times New Roman" w:cs="Times New Roman"/>
+          <w:sz w:val="24"/>
+          <w:szCs w:val="24"/>
+        </w:rPr>
+        <w:t xml:space="preserve"> (</w:t>
+      </w:r>
+      <w:r>
+        <w:rPr>
+          <w:rFonts w:ascii="Times New Roman" w:hAnsi="Times New Roman" w:cs="Times New Roman"/>
+          <w:i/>
+          <w:iCs/>
+          <w:sz w:val="24"/>
+          <w:szCs w:val="24"/>
+        </w:rPr>
+        <w:t>Metal</w:t>
+      </w:r>
+      <w:r>
+        <w:rPr>
+          <w:rFonts w:ascii="Times New Roman" w:hAnsi="Times New Roman" w:cs="Times New Roman"/>
+          <w:sz w:val="24"/>
+          <w:szCs w:val="24"/>
+        </w:rPr>
+        <w:t xml:space="preserve">), etc. </w:t>
+      </w:r>
+    </w:p>
+    <w:p>
+      <w:pPr>
+        <w:rPr>
+          <w:rFonts w:ascii="Times New Roman" w:hAnsi="Times New Roman" w:cs="Times New Roman"/>
+          <w:sz w:val="24"/>
+          <w:szCs w:val="24"/>
+        </w:rPr>
+      </w:pPr>
+      <w:r>
+        <w:rPr>
+          <w:rFonts w:ascii="Times New Roman" w:hAnsi="Times New Roman" w:cs="Times New Roman"/>
+          <w:sz w:val="24"/>
+          <w:szCs w:val="24"/>
+        </w:rPr>
+        <w:t xml:space="preserve">Se produce así un aprovisionamiento bajo demanda separado de los recursos del servicio o la aplicación. En 2006, Amazon inició </w:t>
+      </w:r>
+      <w:proofErr w:type="spellStart"/>
+      <w:r>
+        <w:rPr>
+          <w:rFonts w:ascii="Times New Roman" w:hAnsi="Times New Roman" w:cs="Times New Roman"/>
+          <w:sz w:val="24"/>
+          <w:szCs w:val="24"/>
+        </w:rPr>
+        <w:t>Elastic</w:t>
+      </w:r>
+      <w:proofErr w:type="spellEnd"/>
+      <w:r>
+        <w:rPr>
+          <w:rFonts w:ascii="Times New Roman" w:hAnsi="Times New Roman" w:cs="Times New Roman"/>
+          <w:sz w:val="24"/>
+          <w:szCs w:val="24"/>
+        </w:rPr>
+        <w:t xml:space="preserve"> </w:t>
+      </w:r>
+      <w:proofErr w:type="spellStart"/>
+      <w:r>
+        <w:rPr>
+          <w:rFonts w:ascii="Times New Roman" w:hAnsi="Times New Roman" w:cs="Times New Roman"/>
+          <w:sz w:val="24"/>
+          <w:szCs w:val="24"/>
+        </w:rPr>
+        <w:t>Computer</w:t>
+      </w:r>
+      <w:proofErr w:type="spellEnd"/>
+      <w:r>
+        <w:rPr>
+          <w:rFonts w:ascii="Times New Roman" w:hAnsi="Times New Roman" w:cs="Times New Roman"/>
+          <w:sz w:val="24"/>
+          <w:szCs w:val="24"/>
+        </w:rPr>
+        <w:t xml:space="preserve"> Cloud cambiando el paradigma de la provisión de recursos. En 2012 Microsoft lanzó </w:t>
+      </w:r>
+      <w:proofErr w:type="spellStart"/>
+      <w:r>
+        <w:rPr>
+          <w:rFonts w:ascii="Times New Roman" w:hAnsi="Times New Roman" w:cs="Times New Roman"/>
+          <w:sz w:val="24"/>
+          <w:szCs w:val="24"/>
+        </w:rPr>
+        <w:t>Azure</w:t>
+      </w:r>
+      <w:proofErr w:type="spellEnd"/>
+      <w:r>
+        <w:rPr>
+          <w:rFonts w:ascii="Times New Roman" w:hAnsi="Times New Roman" w:cs="Times New Roman"/>
+          <w:sz w:val="24"/>
+          <w:szCs w:val="24"/>
+        </w:rPr>
+        <w:t xml:space="preserve"> </w:t>
+      </w:r>
+      <w:proofErr w:type="spellStart"/>
+      <w:r>
+        <w:rPr>
+          <w:rFonts w:ascii="Times New Roman" w:hAnsi="Times New Roman" w:cs="Times New Roman"/>
+          <w:sz w:val="24"/>
+          <w:szCs w:val="24"/>
+        </w:rPr>
+        <w:t>VMs</w:t>
+      </w:r>
+      <w:proofErr w:type="spellEnd"/>
+      <w:r>
+        <w:rPr>
+          <w:rFonts w:ascii="Times New Roman" w:hAnsi="Times New Roman" w:cs="Times New Roman"/>
+          <w:sz w:val="24"/>
+          <w:szCs w:val="24"/>
+        </w:rPr>
+        <w:t xml:space="preserve"> y Google lanzo </w:t>
+      </w:r>
+      <w:proofErr w:type="spellStart"/>
+      <w:r>
+        <w:rPr>
+          <w:rFonts w:ascii="Times New Roman" w:hAnsi="Times New Roman" w:cs="Times New Roman"/>
+          <w:sz w:val="24"/>
+          <w:szCs w:val="24"/>
+        </w:rPr>
+        <w:t>Computer</w:t>
+      </w:r>
+      <w:proofErr w:type="spellEnd"/>
+      <w:r>
+        <w:rPr>
+          <w:rFonts w:ascii="Times New Roman" w:hAnsi="Times New Roman" w:cs="Times New Roman"/>
+          <w:sz w:val="24"/>
+          <w:szCs w:val="24"/>
+        </w:rPr>
+        <w:t xml:space="preserve"> </w:t>
+      </w:r>
+      <w:proofErr w:type="spellStart"/>
+      <w:r>
+        <w:rPr>
+          <w:rFonts w:ascii="Times New Roman" w:hAnsi="Times New Roman" w:cs="Times New Roman"/>
+          <w:sz w:val="24"/>
+          <w:szCs w:val="24"/>
+        </w:rPr>
+        <w:t>Engine</w:t>
+      </w:r>
+      <w:proofErr w:type="spellEnd"/>
+      <w:r>
+        <w:rPr>
+          <w:rFonts w:ascii="Times New Roman" w:hAnsi="Times New Roman" w:cs="Times New Roman"/>
+          <w:sz w:val="24"/>
+          <w:szCs w:val="24"/>
+        </w:rPr>
+        <w:t xml:space="preserve">. </w:t>
+      </w:r>
+    </w:p>
+    <w:p>
+      <w:pPr>
+        <w:rPr>
+          <w:rFonts w:ascii="Times New Roman" w:hAnsi="Times New Roman" w:cs="Times New Roman"/>
+          <w:sz w:val="24"/>
+          <w:szCs w:val="24"/>
+        </w:rPr>
+      </w:pPr>
+      <w:r>
+        <w:rPr>
+          <w:rFonts w:ascii="Times New Roman" w:hAnsi="Times New Roman" w:cs="Times New Roman"/>
+          <w:sz w:val="24"/>
+          <w:szCs w:val="24"/>
+        </w:rPr>
+        <w:t xml:space="preserve">Todo esto presenta mucha elasticidad. Puede tener dos tipos de escalado: </w:t>
+      </w:r>
+    </w:p>
+    <w:p>
+      <w:pPr>
+        <w:pStyle w:val="Prrafodelista"/>
+        <w:numPr>
+          <w:ilvl w:val="0"/>
+          <w:numId w:val="1"/>
+        </w:numPr>
+        <w:rPr>
+          <w:rFonts w:ascii="Times New Roman" w:hAnsi="Times New Roman" w:cs="Times New Roman"/>
+          <w:sz w:val="24"/>
+          <w:szCs w:val="24"/>
+        </w:rPr>
+      </w:pPr>
+      <w:r>
+        <w:rPr>
+          <w:rFonts w:ascii="Times New Roman" w:hAnsi="Times New Roman" w:cs="Times New Roman"/>
+          <w:sz w:val="24"/>
+          <w:szCs w:val="24"/>
+        </w:rPr>
+        <w:lastRenderedPageBreak/>
+        <w:t>Escalado vertical (</w:t>
+      </w:r>
+      <w:proofErr w:type="spellStart"/>
+      <w:r>
+        <w:rPr>
+          <w:rFonts w:ascii="Times New Roman" w:hAnsi="Times New Roman" w:cs="Times New Roman"/>
+          <w:sz w:val="24"/>
+          <w:szCs w:val="24"/>
+        </w:rPr>
+        <w:t>scale</w:t>
+      </w:r>
+      <w:proofErr w:type="spellEnd"/>
+      <w:r>
+        <w:rPr>
+          <w:rFonts w:ascii="Times New Roman" w:hAnsi="Times New Roman" w:cs="Times New Roman"/>
+          <w:sz w:val="24"/>
+          <w:szCs w:val="24"/>
+        </w:rPr>
+        <w:t xml:space="preserve"> up/</w:t>
+      </w:r>
+      <w:proofErr w:type="spellStart"/>
+      <w:r>
+        <w:rPr>
+          <w:rFonts w:ascii="Times New Roman" w:hAnsi="Times New Roman" w:cs="Times New Roman"/>
+          <w:sz w:val="24"/>
+          <w:szCs w:val="24"/>
+        </w:rPr>
+        <w:t>down</w:t>
+      </w:r>
+      <w:proofErr w:type="spellEnd"/>
+      <w:r>
+        <w:rPr>
+          <w:rFonts w:ascii="Times New Roman" w:hAnsi="Times New Roman" w:cs="Times New Roman"/>
+          <w:sz w:val="24"/>
+          <w:szCs w:val="24"/>
+        </w:rPr>
+        <w:t xml:space="preserve">): aumentar la capacidad de la VM. Es sencillo y no requiere cambios en el software, pero es costoso, limitado y suele tener un único punto de fallo centralizado. </w:t>
+      </w:r>
+    </w:p>
+    <w:p>
+      <w:pPr>
+        <w:pStyle w:val="Prrafodelista"/>
+        <w:numPr>
+          <w:ilvl w:val="0"/>
+          <w:numId w:val="1"/>
+        </w:numPr>
+        <w:rPr>
+          <w:rFonts w:ascii="Times New Roman" w:hAnsi="Times New Roman" w:cs="Times New Roman"/>
+          <w:sz w:val="24"/>
+          <w:szCs w:val="24"/>
+        </w:rPr>
+      </w:pPr>
+      <w:r>
+        <w:rPr>
+          <w:rFonts w:ascii="Times New Roman" w:hAnsi="Times New Roman" w:cs="Times New Roman"/>
+          <w:sz w:val="24"/>
+          <w:szCs w:val="24"/>
+        </w:rPr>
+        <w:t>Escalado horizontal (</w:t>
+      </w:r>
+      <w:proofErr w:type="spellStart"/>
+      <w:r>
+        <w:rPr>
+          <w:rFonts w:ascii="Times New Roman" w:hAnsi="Times New Roman" w:cs="Times New Roman"/>
+          <w:sz w:val="24"/>
+          <w:szCs w:val="24"/>
+        </w:rPr>
+        <w:t>scale</w:t>
+      </w:r>
+      <w:proofErr w:type="spellEnd"/>
+      <w:r>
+        <w:rPr>
+          <w:rFonts w:ascii="Times New Roman" w:hAnsi="Times New Roman" w:cs="Times New Roman"/>
+          <w:sz w:val="24"/>
+          <w:szCs w:val="24"/>
+        </w:rPr>
+        <w:t xml:space="preserve"> </w:t>
+      </w:r>
+      <w:proofErr w:type="spellStart"/>
+      <w:r>
+        <w:rPr>
+          <w:rFonts w:ascii="Times New Roman" w:hAnsi="Times New Roman" w:cs="Times New Roman"/>
+          <w:sz w:val="24"/>
+          <w:szCs w:val="24"/>
+        </w:rPr>
+        <w:t>out</w:t>
+      </w:r>
+      <w:proofErr w:type="spellEnd"/>
+      <w:r>
+        <w:rPr>
+          <w:rFonts w:ascii="Times New Roman" w:hAnsi="Times New Roman" w:cs="Times New Roman"/>
+          <w:sz w:val="24"/>
+          <w:szCs w:val="24"/>
+        </w:rPr>
+        <w:t xml:space="preserve">/in): desplegar </w:t>
+      </w:r>
+      <w:proofErr w:type="gramStart"/>
+      <w:r>
+        <w:rPr>
+          <w:rFonts w:ascii="Times New Roman" w:hAnsi="Times New Roman" w:cs="Times New Roman"/>
+          <w:sz w:val="24"/>
+          <w:szCs w:val="24"/>
+        </w:rPr>
+        <w:t>mas</w:t>
+      </w:r>
+      <w:proofErr w:type="gramEnd"/>
+      <w:r>
+        <w:rPr>
+          <w:rFonts w:ascii="Times New Roman" w:hAnsi="Times New Roman" w:cs="Times New Roman"/>
+          <w:sz w:val="24"/>
+          <w:szCs w:val="24"/>
+        </w:rPr>
+        <w:t xml:space="preserve"> </w:t>
+      </w:r>
+      <w:proofErr w:type="spellStart"/>
+      <w:r>
+        <w:rPr>
+          <w:rFonts w:ascii="Times New Roman" w:hAnsi="Times New Roman" w:cs="Times New Roman"/>
+          <w:sz w:val="24"/>
+          <w:szCs w:val="24"/>
+        </w:rPr>
+        <w:t>VMs</w:t>
+      </w:r>
+      <w:proofErr w:type="spellEnd"/>
+      <w:r>
+        <w:rPr>
+          <w:rFonts w:ascii="Times New Roman" w:hAnsi="Times New Roman" w:cs="Times New Roman"/>
+          <w:sz w:val="24"/>
+          <w:szCs w:val="24"/>
+        </w:rPr>
+        <w:t xml:space="preserve"> y distribuir la carga entre ellas. Es económico e ilimitado y tiene mayor disponibilidad. Requiere lógica para funcionar de manera distribuida (</w:t>
+      </w:r>
+      <w:proofErr w:type="spellStart"/>
+      <w:r>
+        <w:rPr>
+          <w:rFonts w:ascii="Times New Roman" w:hAnsi="Times New Roman" w:cs="Times New Roman"/>
+          <w:sz w:val="24"/>
+          <w:szCs w:val="24"/>
+        </w:rPr>
+        <w:t>HAProxy</w:t>
+      </w:r>
+      <w:proofErr w:type="spellEnd"/>
+      <w:r>
+        <w:rPr>
+          <w:rFonts w:ascii="Times New Roman" w:hAnsi="Times New Roman" w:cs="Times New Roman"/>
+          <w:sz w:val="24"/>
+          <w:szCs w:val="24"/>
+        </w:rPr>
+        <w:t xml:space="preserve">, </w:t>
+      </w:r>
+      <w:proofErr w:type="spellStart"/>
+      <w:r>
+        <w:rPr>
+          <w:rFonts w:ascii="Times New Roman" w:hAnsi="Times New Roman" w:cs="Times New Roman"/>
+          <w:sz w:val="24"/>
+          <w:szCs w:val="24"/>
+        </w:rPr>
+        <w:t>Hadoop</w:t>
+      </w:r>
+      <w:proofErr w:type="spellEnd"/>
+      <w:r>
+        <w:rPr>
+          <w:rFonts w:ascii="Times New Roman" w:hAnsi="Times New Roman" w:cs="Times New Roman"/>
+          <w:sz w:val="24"/>
+          <w:szCs w:val="24"/>
+        </w:rPr>
+        <w:t xml:space="preserve">, </w:t>
+      </w:r>
+      <w:proofErr w:type="spellStart"/>
+      <w:r>
+        <w:rPr>
+          <w:rFonts w:ascii="Times New Roman" w:hAnsi="Times New Roman" w:cs="Times New Roman"/>
+          <w:sz w:val="24"/>
+          <w:szCs w:val="24"/>
+        </w:rPr>
+        <w:t>etc</w:t>
+      </w:r>
+      <w:proofErr w:type="spellEnd"/>
+      <w:r>
+        <w:rPr>
+          <w:rFonts w:ascii="Times New Roman" w:hAnsi="Times New Roman" w:cs="Times New Roman"/>
+          <w:sz w:val="24"/>
+          <w:szCs w:val="24"/>
+        </w:rPr>
+        <w:t>).</w:t>
+      </w:r>
+    </w:p>
+    <w:p>
+      <w:pPr>
+        <w:rPr>
+          <w:rFonts w:ascii="Times New Roman" w:hAnsi="Times New Roman" w:cs="Times New Roman"/>
+          <w:sz w:val="24"/>
+          <w:szCs w:val="24"/>
+        </w:rPr>
+      </w:pPr>
+      <w:r>
+        <w:rPr>
+          <w:rFonts w:ascii="Times New Roman" w:hAnsi="Times New Roman" w:cs="Times New Roman"/>
+          <w:sz w:val="24"/>
+          <w:szCs w:val="24"/>
+        </w:rPr>
+        <w:t>COMPUTACIÓN SIN SERVIDOR</w:t>
+      </w:r>
+      <w:r>
+        <w:rPr>
+          <w:rFonts w:ascii="Times New Roman" w:hAnsi="Times New Roman" w:cs="Times New Roman"/>
+          <w:sz w:val="24"/>
+          <w:szCs w:val="24"/>
+        </w:rPr>
+        <w:t xml:space="preserve"> (</w:t>
+      </w:r>
+      <w:proofErr w:type="spellStart"/>
+      <w:r>
+        <w:rPr>
+          <w:rFonts w:ascii="Times New Roman" w:hAnsi="Times New Roman" w:cs="Times New Roman"/>
+          <w:sz w:val="24"/>
+          <w:szCs w:val="24"/>
+        </w:rPr>
+        <w:t>FaaS</w:t>
+      </w:r>
+      <w:proofErr w:type="spellEnd"/>
+      <w:r>
+        <w:rPr>
+          <w:rFonts w:ascii="Times New Roman" w:hAnsi="Times New Roman" w:cs="Times New Roman"/>
+          <w:sz w:val="24"/>
+          <w:szCs w:val="24"/>
+        </w:rPr>
+        <w:t xml:space="preserve">, </w:t>
+      </w:r>
+      <w:proofErr w:type="spellStart"/>
+      <w:r>
+        <w:rPr>
+          <w:rFonts w:ascii="Times New Roman" w:hAnsi="Times New Roman" w:cs="Times New Roman"/>
+          <w:sz w:val="24"/>
+          <w:szCs w:val="24"/>
+        </w:rPr>
+        <w:t>function</w:t>
+      </w:r>
+      <w:proofErr w:type="spellEnd"/>
+      <w:r>
+        <w:rPr>
+          <w:rFonts w:ascii="Times New Roman" w:hAnsi="Times New Roman" w:cs="Times New Roman"/>
+          <w:sz w:val="24"/>
+          <w:szCs w:val="24"/>
+        </w:rPr>
+        <w:t xml:space="preserve"> as a </w:t>
+      </w:r>
+      <w:proofErr w:type="spellStart"/>
+      <w:r>
+        <w:rPr>
+          <w:rFonts w:ascii="Times New Roman" w:hAnsi="Times New Roman" w:cs="Times New Roman"/>
+          <w:sz w:val="24"/>
+          <w:szCs w:val="24"/>
+        </w:rPr>
+        <w:t>service</w:t>
+      </w:r>
+      <w:proofErr w:type="spellEnd"/>
+      <w:r>
+        <w:rPr>
+          <w:rFonts w:ascii="Times New Roman" w:hAnsi="Times New Roman" w:cs="Times New Roman"/>
+          <w:sz w:val="24"/>
+          <w:szCs w:val="24"/>
+        </w:rPr>
+        <w:t>)</w:t>
+      </w:r>
+      <w:r>
+        <w:rPr>
+          <w:rFonts w:ascii="Times New Roman" w:hAnsi="Times New Roman" w:cs="Times New Roman"/>
+          <w:sz w:val="24"/>
+          <w:szCs w:val="24"/>
+        </w:rPr>
+        <w:t xml:space="preserve">: </w:t>
+      </w:r>
+      <w:r>
+        <w:rPr>
+          <w:rFonts w:ascii="Times New Roman" w:hAnsi="Times New Roman" w:cs="Times New Roman"/>
+          <w:sz w:val="24"/>
+          <w:szCs w:val="24"/>
+        </w:rPr>
+        <w:t xml:space="preserve">el proveedor gestiona los servidores en nombre de sus clientes. Los desarrolladores no se preocupan de la planificación de la capacidad, configuración, gestión, etc. </w:t>
+      </w:r>
+    </w:p>
+    <w:p>
+      <w:pPr>
+        <w:rPr>
+          <w:rFonts w:ascii="Times New Roman" w:hAnsi="Times New Roman" w:cs="Times New Roman"/>
+          <w:sz w:val="24"/>
+          <w:szCs w:val="24"/>
+        </w:rPr>
+      </w:pPr>
+      <w:r>
+        <w:rPr>
+          <w:rFonts w:ascii="Times New Roman" w:hAnsi="Times New Roman" w:cs="Times New Roman"/>
+          <w:sz w:val="24"/>
+          <w:szCs w:val="24"/>
+        </w:rPr>
+        <w:t xml:space="preserve">Se ejecutan de manera automática por parte del proveedor y solo se paga por el tiempo real de uso, no por el tiempo de funcionamiento de los servidores. </w:t>
+      </w:r>
+    </w:p>
+    <w:p>
+      <w:pPr>
+        <w:rPr>
+          <w:rFonts w:ascii="Times New Roman" w:hAnsi="Times New Roman" w:cs="Times New Roman"/>
+          <w:sz w:val="24"/>
+          <w:szCs w:val="24"/>
+        </w:rPr>
+      </w:pPr>
+      <w:r>
+        <w:rPr>
+          <w:rFonts w:ascii="Times New Roman" w:hAnsi="Times New Roman" w:cs="Times New Roman"/>
+          <w:sz w:val="24"/>
+          <w:szCs w:val="24"/>
+        </w:rPr>
+        <w:br w:type="page"/>
+      </w:r>
+    </w:p>
+    <w:p>
+      <w:pPr>
+        <w:rPr>
+          <w:rFonts w:ascii="Times New Roman" w:hAnsi="Times New Roman" w:cs="Times New Roman"/>
+          <w:sz w:val="24"/>
+          <w:szCs w:val="24"/>
+        </w:rPr>
+      </w:pPr>
+      <w:r>
+        <w:rPr>
+          <w:rFonts w:ascii="Times New Roman" w:hAnsi="Times New Roman" w:cs="Times New Roman"/>
+          <w:sz w:val="24"/>
+          <w:szCs w:val="24"/>
+        </w:rPr>
+        <w:lastRenderedPageBreak/>
+        <w:t xml:space="preserve">BIG DATA: conjuntos de datos caracterizados por las tres Vs: </w:t>
+      </w:r>
+    </w:p>
+    <w:p>
+      <w:pPr>
+        <w:pStyle w:val="Prrafodelista"/>
+        <w:numPr>
+          <w:ilvl w:val="0"/>
+          <w:numId w:val="1"/>
+        </w:numPr>
+        <w:rPr>
+          <w:rFonts w:ascii="Times New Roman" w:hAnsi="Times New Roman" w:cs="Times New Roman"/>
+          <w:sz w:val="24"/>
+          <w:szCs w:val="24"/>
+        </w:rPr>
+      </w:pPr>
+      <w:r>
+        <w:rPr>
+          <w:rFonts w:ascii="Times New Roman" w:hAnsi="Times New Roman" w:cs="Times New Roman"/>
+          <w:sz w:val="24"/>
+          <w:szCs w:val="24"/>
+        </w:rPr>
+        <w:t xml:space="preserve">Volumen: de TB a ZB. </w:t>
+      </w:r>
+    </w:p>
+    <w:p>
+      <w:pPr>
+        <w:pStyle w:val="Prrafodelista"/>
+        <w:numPr>
+          <w:ilvl w:val="0"/>
+          <w:numId w:val="1"/>
+        </w:numPr>
+        <w:rPr>
+          <w:rFonts w:ascii="Times New Roman" w:hAnsi="Times New Roman" w:cs="Times New Roman"/>
+          <w:sz w:val="24"/>
+          <w:szCs w:val="24"/>
+        </w:rPr>
+      </w:pPr>
+      <w:r>
+        <w:rPr>
+          <w:rFonts w:ascii="Times New Roman" w:hAnsi="Times New Roman" w:cs="Times New Roman"/>
+          <w:sz w:val="24"/>
+          <w:szCs w:val="24"/>
+        </w:rPr>
+        <w:t>Velocidad: de lotes a flujos</w:t>
+      </w:r>
+    </w:p>
+    <w:p>
+      <w:pPr>
+        <w:pStyle w:val="Prrafodelista"/>
+        <w:numPr>
+          <w:ilvl w:val="0"/>
+          <w:numId w:val="1"/>
+        </w:numPr>
+        <w:rPr>
+          <w:rFonts w:ascii="Times New Roman" w:hAnsi="Times New Roman" w:cs="Times New Roman"/>
+          <w:sz w:val="24"/>
+          <w:szCs w:val="24"/>
+        </w:rPr>
+      </w:pPr>
+      <w:r>
+        <w:rPr>
+          <w:rFonts w:ascii="Times New Roman" w:hAnsi="Times New Roman" w:cs="Times New Roman"/>
+          <w:sz w:val="24"/>
+          <w:szCs w:val="24"/>
+        </w:rPr>
+        <w:t xml:space="preserve">Variedad: de datos estructurados a no estructurados. </w:t>
+      </w:r>
+    </w:p>
+    <w:p>
+      <w:pPr>
+        <w:rPr>
+          <w:rFonts w:ascii="Times New Roman" w:hAnsi="Times New Roman" w:cs="Times New Roman"/>
+          <w:sz w:val="24"/>
+          <w:szCs w:val="24"/>
+        </w:rPr>
+      </w:pPr>
+      <w:r>
+        <w:rPr>
+          <w:rFonts w:ascii="Times New Roman" w:hAnsi="Times New Roman" w:cs="Times New Roman"/>
+          <w:sz w:val="24"/>
+          <w:szCs w:val="24"/>
+        </w:rPr>
+        <w:t xml:space="preserve">Toda esta información se recolecta en un proceso que incluye recolección y limpieza desde </w:t>
+      </w:r>
+      <w:r>
+        <w:rPr>
+          <w:rFonts w:ascii="Times New Roman" w:hAnsi="Times New Roman" w:cs="Times New Roman"/>
+          <w:sz w:val="24"/>
+          <w:szCs w:val="24"/>
+        </w:rPr>
+        <w:t xml:space="preserve">la red abierta para producir datos. De estos datos, se analizan y se procesan y salen informes. Por último, tras predicción y aprendizaje, se convierte en patrones, indicadores, anomalías, etc. </w:t>
+      </w:r>
+    </w:p>
+    <w:p>
+      <w:pPr>
+        <w:rPr>
+          <w:rFonts w:ascii="Times New Roman" w:hAnsi="Times New Roman" w:cs="Times New Roman"/>
+          <w:sz w:val="24"/>
+          <w:szCs w:val="24"/>
+        </w:rPr>
+      </w:pPr>
+      <w:r>
+        <w:rPr>
+          <w:rFonts w:ascii="Times New Roman" w:hAnsi="Times New Roman" w:cs="Times New Roman"/>
+          <w:sz w:val="24"/>
+          <w:szCs w:val="24"/>
+        </w:rPr>
+        <w:t xml:space="preserve">Es importante el rendimiento para el tiempo de ejecución y la precisión de los datos. Se usa un procesamiento paralelo a gran escala. </w:t>
+      </w:r>
+    </w:p>
+    <w:p>
+      <w:pPr>
+        <w:rPr>
+          <w:rFonts w:ascii="Times New Roman" w:hAnsi="Times New Roman" w:cs="Times New Roman"/>
+          <w:sz w:val="24"/>
+          <w:szCs w:val="24"/>
+        </w:rPr>
+      </w:pPr>
+      <w:r>
+        <w:rPr>
+          <w:rFonts w:ascii="Times New Roman" w:hAnsi="Times New Roman" w:cs="Times New Roman"/>
+          <w:sz w:val="24"/>
+          <w:szCs w:val="24"/>
+        </w:rPr>
+        <w:t>Para el procesamiento Big Data se requiere una arquitectura distribuida que permita escalado horizontal, asignando tareas a cada nodo de manera individual. No podemos usar modelos de programación Big Compute (</w:t>
+      </w:r>
+      <w:proofErr w:type="spellStart"/>
+      <w:r>
+        <w:rPr>
+          <w:rFonts w:ascii="Times New Roman" w:hAnsi="Times New Roman" w:cs="Times New Roman"/>
+          <w:sz w:val="24"/>
+          <w:szCs w:val="24"/>
+        </w:rPr>
+        <w:t>OpenMP</w:t>
+      </w:r>
+      <w:proofErr w:type="spellEnd"/>
+      <w:r>
+        <w:rPr>
+          <w:rFonts w:ascii="Times New Roman" w:hAnsi="Times New Roman" w:cs="Times New Roman"/>
+          <w:sz w:val="24"/>
+          <w:szCs w:val="24"/>
+        </w:rPr>
+        <w:t xml:space="preserve">, MPI, DRMAA) pues la centralización de recursos se convierte en un cuello de botella. </w:t>
+      </w:r>
+    </w:p>
+    <w:p>
+      <w:pPr>
+        <w:rPr>
+          <w:rFonts w:ascii="Times New Roman" w:hAnsi="Times New Roman" w:cs="Times New Roman"/>
+          <w:sz w:val="24"/>
+          <w:szCs w:val="24"/>
+        </w:rPr>
+      </w:pPr>
+      <w:r>
+        <w:rPr>
+          <w:rFonts w:ascii="Times New Roman" w:hAnsi="Times New Roman" w:cs="Times New Roman"/>
+          <w:sz w:val="24"/>
+          <w:szCs w:val="24"/>
+        </w:rPr>
+        <w:t xml:space="preserve">PROCESAMIENTO POR LOTES: </w:t>
+      </w:r>
+    </w:p>
+    <w:p>
+      <w:pPr>
+        <w:pStyle w:val="Prrafodelista"/>
+        <w:numPr>
+          <w:ilvl w:val="0"/>
+          <w:numId w:val="1"/>
+        </w:numPr>
+        <w:rPr>
+          <w:rFonts w:ascii="Times New Roman" w:hAnsi="Times New Roman" w:cs="Times New Roman"/>
+          <w:sz w:val="24"/>
+          <w:szCs w:val="24"/>
+        </w:rPr>
+      </w:pPr>
+      <w:r>
+        <w:rPr>
+          <w:rFonts w:ascii="Times New Roman" w:hAnsi="Times New Roman" w:cs="Times New Roman"/>
+          <w:sz w:val="24"/>
+          <w:szCs w:val="24"/>
+        </w:rPr>
+        <w:t xml:space="preserve">Conjuntos de datos: </w:t>
+      </w:r>
+    </w:p>
+    <w:p>
+      <w:pPr>
+        <w:pStyle w:val="Prrafodelista"/>
+        <w:rPr>
+          <w:rFonts w:ascii="Times New Roman" w:hAnsi="Times New Roman" w:cs="Times New Roman"/>
+          <w:sz w:val="24"/>
+          <w:szCs w:val="24"/>
+        </w:rPr>
+      </w:pPr>
+      <w:r>
+        <w:rPr>
+          <w:rFonts w:ascii="Times New Roman" w:hAnsi="Times New Roman" w:cs="Times New Roman"/>
+          <w:sz w:val="24"/>
+          <w:szCs w:val="24"/>
+        </w:rPr>
+        <w:t xml:space="preserve">+ Limitados: están representados por una colección finita de datos. </w:t>
+      </w:r>
+    </w:p>
+    <w:p>
+      <w:pPr>
+        <w:pStyle w:val="Prrafodelista"/>
+        <w:rPr>
+          <w:rFonts w:ascii="Times New Roman" w:hAnsi="Times New Roman" w:cs="Times New Roman"/>
+          <w:sz w:val="24"/>
+          <w:szCs w:val="24"/>
+        </w:rPr>
+      </w:pPr>
+      <w:r>
+        <w:rPr>
+          <w:rFonts w:ascii="Times New Roman" w:hAnsi="Times New Roman" w:cs="Times New Roman"/>
+          <w:sz w:val="24"/>
+          <w:szCs w:val="24"/>
+        </w:rPr>
+        <w:t xml:space="preserve">+ Persistentes: almacenamiento permanente de fiabilidad. </w:t>
+      </w:r>
+    </w:p>
+    <w:p>
+      <w:pPr>
+        <w:pStyle w:val="Prrafodelista"/>
+        <w:rPr>
+          <w:rFonts w:ascii="Times New Roman" w:hAnsi="Times New Roman" w:cs="Times New Roman"/>
+          <w:sz w:val="24"/>
+          <w:szCs w:val="24"/>
+        </w:rPr>
+      </w:pPr>
+      <w:r>
+        <w:rPr>
+          <w:rFonts w:ascii="Times New Roman" w:hAnsi="Times New Roman" w:cs="Times New Roman"/>
+          <w:sz w:val="24"/>
+          <w:szCs w:val="24"/>
+        </w:rPr>
+        <w:t>+ Grandes: muchos datos recolectados durante mucho tiempo.</w:t>
+      </w:r>
+    </w:p>
+    <w:p>
+      <w:pPr>
+        <w:pStyle w:val="Prrafodelista"/>
+        <w:rPr>
+          <w:rFonts w:ascii="Times New Roman" w:hAnsi="Times New Roman" w:cs="Times New Roman"/>
+          <w:sz w:val="24"/>
+          <w:szCs w:val="24"/>
+        </w:rPr>
+      </w:pPr>
+    </w:p>
+    <w:p>
+      <w:pPr>
+        <w:pStyle w:val="Prrafodelista"/>
+        <w:numPr>
+          <w:ilvl w:val="0"/>
+          <w:numId w:val="1"/>
+        </w:numPr>
+        <w:rPr>
+          <w:rFonts w:ascii="Times New Roman" w:hAnsi="Times New Roman" w:cs="Times New Roman"/>
+          <w:sz w:val="24"/>
+          <w:szCs w:val="24"/>
+        </w:rPr>
+      </w:pPr>
+      <w:r>
+        <w:rPr>
+          <w:rFonts w:ascii="Times New Roman" w:hAnsi="Times New Roman" w:cs="Times New Roman"/>
+          <w:sz w:val="24"/>
+          <w:szCs w:val="24"/>
+        </w:rPr>
+        <w:t xml:space="preserve">Procesamiento de los datos: todos los datos son procesados dividiéndose previamente, y se generan resultados completos. Puede ser un análisis complejo. </w:t>
+      </w:r>
+    </w:p>
+    <w:p>
+      <w:pPr>
+        <w:pStyle w:val="Prrafodelista"/>
+        <w:rPr>
+          <w:rFonts w:ascii="Times New Roman" w:hAnsi="Times New Roman" w:cs="Times New Roman"/>
+          <w:sz w:val="24"/>
+          <w:szCs w:val="24"/>
+        </w:rPr>
+      </w:pPr>
+      <w:r>
+        <w:rPr>
+          <w:rFonts w:ascii="Times New Roman" w:hAnsi="Times New Roman" w:cs="Times New Roman"/>
+          <w:sz w:val="24"/>
+          <w:szCs w:val="24"/>
+        </w:rPr>
+        <w:t xml:space="preserve">Al hacerlo por lotes, tenemos más flexibilidad y productividad, pues el proceso está optimizado. La métrica es de datos procesados por segundo. </w:t>
+      </w:r>
+    </w:p>
+    <w:p>
+      <w:pPr>
+        <w:pStyle w:val="Prrafodelista"/>
+        <w:rPr>
+          <w:rFonts w:ascii="Times New Roman" w:hAnsi="Times New Roman" w:cs="Times New Roman"/>
+          <w:sz w:val="24"/>
+          <w:szCs w:val="24"/>
+        </w:rPr>
+      </w:pPr>
+      <w:r>
+        <w:rPr>
+          <w:rFonts w:ascii="Times New Roman" w:hAnsi="Times New Roman" w:cs="Times New Roman"/>
+          <w:sz w:val="24"/>
+          <w:szCs w:val="24"/>
+        </w:rPr>
+        <w:t xml:space="preserve">Ejemplos: </w:t>
+      </w:r>
+      <w:proofErr w:type="spellStart"/>
+      <w:r>
+        <w:rPr>
+          <w:rFonts w:ascii="Times New Roman" w:hAnsi="Times New Roman" w:cs="Times New Roman"/>
+          <w:sz w:val="24"/>
+          <w:szCs w:val="24"/>
+        </w:rPr>
+        <w:t>hadoop</w:t>
+      </w:r>
+      <w:proofErr w:type="spellEnd"/>
+      <w:r>
+        <w:rPr>
+          <w:rFonts w:ascii="Times New Roman" w:hAnsi="Times New Roman" w:cs="Times New Roman"/>
+          <w:sz w:val="24"/>
+          <w:szCs w:val="24"/>
+        </w:rPr>
+        <w:t xml:space="preserve"> y sus mejoras como </w:t>
+      </w:r>
+      <w:proofErr w:type="spellStart"/>
+      <w:r>
+        <w:rPr>
+          <w:rFonts w:ascii="Times New Roman" w:hAnsi="Times New Roman" w:cs="Times New Roman"/>
+          <w:sz w:val="24"/>
+          <w:szCs w:val="24"/>
+        </w:rPr>
+        <w:t>Spark</w:t>
+      </w:r>
+      <w:proofErr w:type="spellEnd"/>
+      <w:r>
+        <w:rPr>
+          <w:rFonts w:ascii="Times New Roman" w:hAnsi="Times New Roman" w:cs="Times New Roman"/>
+          <w:sz w:val="24"/>
+          <w:szCs w:val="24"/>
+        </w:rPr>
+        <w:t xml:space="preserve">, Tez, </w:t>
+      </w:r>
+      <w:proofErr w:type="spellStart"/>
+      <w:r>
+        <w:rPr>
+          <w:rFonts w:ascii="Times New Roman" w:hAnsi="Times New Roman" w:cs="Times New Roman"/>
+          <w:sz w:val="24"/>
+          <w:szCs w:val="24"/>
+        </w:rPr>
+        <w:t>Pig</w:t>
+      </w:r>
+      <w:proofErr w:type="spellEnd"/>
+      <w:r>
+        <w:rPr>
+          <w:rFonts w:ascii="Times New Roman" w:hAnsi="Times New Roman" w:cs="Times New Roman"/>
+          <w:sz w:val="24"/>
+          <w:szCs w:val="24"/>
+        </w:rPr>
+        <w:t xml:space="preserve">, etc. </w:t>
+      </w:r>
+    </w:p>
+    <w:p>
+      <w:pPr>
+        <w:pStyle w:val="Prrafodelista"/>
+        <w:rPr>
+          <w:rFonts w:ascii="Times New Roman" w:hAnsi="Times New Roman" w:cs="Times New Roman"/>
+          <w:sz w:val="24"/>
+          <w:szCs w:val="24"/>
+        </w:rPr>
+      </w:pPr>
+    </w:p>
+    <w:p>
+      <w:pPr>
+        <w:rPr>
+          <w:rFonts w:ascii="Times New Roman" w:hAnsi="Times New Roman" w:cs="Times New Roman"/>
+          <w:sz w:val="24"/>
+          <w:szCs w:val="24"/>
+        </w:rPr>
+      </w:pPr>
+      <w:r>
+        <w:rPr>
+          <w:rFonts w:ascii="Times New Roman" w:hAnsi="Times New Roman" w:cs="Times New Roman"/>
+          <w:sz w:val="24"/>
+          <w:szCs w:val="24"/>
+        </w:rPr>
+        <w:t xml:space="preserve">PROCESAMIENTO DE FLUJOS: </w:t>
+      </w:r>
+    </w:p>
+    <w:p>
+      <w:pPr>
+        <w:pStyle w:val="Prrafodelista"/>
+        <w:numPr>
+          <w:ilvl w:val="0"/>
+          <w:numId w:val="1"/>
+        </w:numPr>
+        <w:rPr>
+          <w:rFonts w:ascii="Times New Roman" w:hAnsi="Times New Roman" w:cs="Times New Roman"/>
+          <w:sz w:val="24"/>
+          <w:szCs w:val="24"/>
+        </w:rPr>
+      </w:pPr>
+      <w:r>
+        <w:rPr>
+          <w:rFonts w:ascii="Times New Roman" w:hAnsi="Times New Roman" w:cs="Times New Roman"/>
+          <w:sz w:val="24"/>
+          <w:szCs w:val="24"/>
+        </w:rPr>
+        <w:t xml:space="preserve">Conjuntos de datos: </w:t>
+      </w:r>
+    </w:p>
+    <w:p>
+      <w:pPr>
+        <w:pStyle w:val="Prrafodelista"/>
+        <w:rPr>
+          <w:rFonts w:ascii="Times New Roman" w:hAnsi="Times New Roman" w:cs="Times New Roman"/>
+          <w:sz w:val="24"/>
+          <w:szCs w:val="24"/>
+        </w:rPr>
+      </w:pPr>
+      <w:r>
+        <w:rPr>
+          <w:rFonts w:ascii="Times New Roman" w:hAnsi="Times New Roman" w:cs="Times New Roman"/>
+          <w:sz w:val="24"/>
+          <w:szCs w:val="24"/>
+        </w:rPr>
+        <w:t xml:space="preserve">+ Ilimitados: llegan de forma continua y sin parar. </w:t>
+      </w:r>
+    </w:p>
+    <w:p>
+      <w:pPr>
+        <w:pStyle w:val="Prrafodelista"/>
+        <w:rPr>
+          <w:rFonts w:ascii="Times New Roman" w:hAnsi="Times New Roman" w:cs="Times New Roman"/>
+          <w:sz w:val="24"/>
+          <w:szCs w:val="24"/>
+        </w:rPr>
+      </w:pPr>
+      <w:r>
+        <w:rPr>
+          <w:rFonts w:ascii="Times New Roman" w:hAnsi="Times New Roman" w:cs="Times New Roman"/>
+          <w:sz w:val="24"/>
+          <w:szCs w:val="24"/>
+        </w:rPr>
+        <w:t xml:space="preserve">+ No persistentes: se reciben durante la marcha, pudiendo dar errores de fiabilidad por duplicados y pérdidas. </w:t>
+      </w:r>
+    </w:p>
+    <w:p>
+      <w:pPr>
+        <w:pStyle w:val="Prrafodelista"/>
+        <w:rPr>
+          <w:rFonts w:ascii="Times New Roman" w:hAnsi="Times New Roman" w:cs="Times New Roman"/>
+          <w:sz w:val="24"/>
+          <w:szCs w:val="24"/>
+        </w:rPr>
+      </w:pPr>
+      <w:r>
+        <w:rPr>
+          <w:rFonts w:ascii="Times New Roman" w:hAnsi="Times New Roman" w:cs="Times New Roman"/>
+          <w:sz w:val="24"/>
+          <w:szCs w:val="24"/>
+        </w:rPr>
+        <w:t xml:space="preserve">+ Pequeños: pocos datos recibidos al momento. Se van tratando en pequeñas ventanas de tiempo. En global serán muchos, pero hablamos en un instante. </w:t>
+      </w:r>
+    </w:p>
+    <w:p>
+      <w:pPr>
+        <w:pStyle w:val="Prrafodelista"/>
+        <w:rPr>
+          <w:rFonts w:ascii="Times New Roman" w:hAnsi="Times New Roman" w:cs="Times New Roman"/>
+          <w:sz w:val="24"/>
+          <w:szCs w:val="24"/>
+        </w:rPr>
+      </w:pPr>
+    </w:p>
+    <w:p>
+      <w:pPr>
+        <w:pStyle w:val="Prrafodelista"/>
+        <w:numPr>
+          <w:ilvl w:val="0"/>
+          <w:numId w:val="1"/>
+        </w:numPr>
+        <w:rPr>
+          <w:rFonts w:ascii="Times New Roman" w:hAnsi="Times New Roman" w:cs="Times New Roman"/>
+          <w:sz w:val="24"/>
+          <w:szCs w:val="24"/>
+        </w:rPr>
+      </w:pPr>
+      <w:r>
+        <w:rPr>
+          <w:rFonts w:ascii="Times New Roman" w:hAnsi="Times New Roman" w:cs="Times New Roman"/>
+          <w:sz w:val="24"/>
+          <w:szCs w:val="24"/>
+        </w:rPr>
+        <w:t>Procesamiento: procesa un elemento o una pequeña ventana de datos recientes y se actualizan los resultados al momento. Los datos reciben un análisis simple de manera continua</w:t>
+      </w:r>
+      <w:r>
+        <w:rPr>
+          <w:rFonts w:ascii="Times New Roman" w:hAnsi="Times New Roman" w:cs="Times New Roman"/>
+          <w:sz w:val="24"/>
+          <w:szCs w:val="24"/>
+        </w:rPr>
+        <w:t xml:space="preserve">. Está optimizado para la latencia con un corto tiempo de procesamiento, siendo ideal para cálculos independientes. </w:t>
+      </w:r>
+    </w:p>
+    <w:p>
+      <w:pPr>
+        <w:pStyle w:val="Prrafodelista"/>
+        <w:rPr>
+          <w:rFonts w:ascii="Times New Roman" w:hAnsi="Times New Roman" w:cs="Times New Roman"/>
+          <w:sz w:val="24"/>
+          <w:szCs w:val="24"/>
+        </w:rPr>
+      </w:pPr>
+      <w:r>
+        <w:rPr>
+          <w:rFonts w:ascii="Times New Roman" w:hAnsi="Times New Roman" w:cs="Times New Roman"/>
+          <w:sz w:val="24"/>
+          <w:szCs w:val="24"/>
+        </w:rPr>
+        <w:t xml:space="preserve">Ejemplos: Storm, </w:t>
+      </w:r>
+      <w:proofErr w:type="spellStart"/>
+      <w:r>
+        <w:rPr>
+          <w:rFonts w:ascii="Times New Roman" w:hAnsi="Times New Roman" w:cs="Times New Roman"/>
+          <w:sz w:val="24"/>
+          <w:szCs w:val="24"/>
+        </w:rPr>
+        <w:t>Samza</w:t>
+      </w:r>
+      <w:proofErr w:type="spellEnd"/>
+      <w:r>
+        <w:rPr>
+          <w:rFonts w:ascii="Times New Roman" w:hAnsi="Times New Roman" w:cs="Times New Roman"/>
+          <w:sz w:val="24"/>
+          <w:szCs w:val="24"/>
+        </w:rPr>
+        <w:t xml:space="preserve">, </w:t>
+      </w:r>
+      <w:proofErr w:type="spellStart"/>
+      <w:r>
+        <w:rPr>
+          <w:rFonts w:ascii="Times New Roman" w:hAnsi="Times New Roman" w:cs="Times New Roman"/>
+          <w:sz w:val="24"/>
+          <w:szCs w:val="24"/>
+        </w:rPr>
+        <w:t>Flink</w:t>
+      </w:r>
+      <w:proofErr w:type="spellEnd"/>
+      <w:r>
+        <w:rPr>
+          <w:rFonts w:ascii="Times New Roman" w:hAnsi="Times New Roman" w:cs="Times New Roman"/>
+          <w:sz w:val="24"/>
+          <w:szCs w:val="24"/>
+        </w:rPr>
+        <w:t xml:space="preserve">, etc. </w:t>
+      </w:r>
+    </w:p>
+    <w:p>
+      <w:pPr>
+        <w:pStyle w:val="Prrafodelista"/>
+        <w:rPr>
+          <w:rFonts w:ascii="Times New Roman" w:hAnsi="Times New Roman" w:cs="Times New Roman"/>
+          <w:sz w:val="24"/>
+          <w:szCs w:val="24"/>
+        </w:rPr>
+      </w:pPr>
+      <w:r>
+        <w:rPr>
+          <w:rFonts w:ascii="Times New Roman" w:hAnsi="Times New Roman" w:cs="Times New Roman"/>
+          <w:noProof/>
+          <w:sz w:val="24"/>
+          <w:szCs w:val="24"/>
+          <w:lang w:eastAsia="es-ES"/>
+        </w:rPr>
+        <w:lastRenderedPageBreak/>
+        <w:drawing>
+          <wp:inline distT="0" distB="0" distL="0" distR="0">
+            <wp:extent cx="5071110" cy="2816736"/>
+            <wp:effectExtent l="19050" t="0" r="0" b="0"/>
+            <wp:docPr id="2" name="Imagen 1"/>
+            <wp:cNvGraphicFramePr>
+              <a:graphicFrameLocks xmlns:a="http://schemas.openxmlformats.org/drawingml/2006/main" noChangeAspect="1"/>
+            </wp:cNvGraphicFramePr>
+            <a:graphic xmlns:a="http://schemas.openxmlformats.org/drawingml/2006/main">
+              <a:graphicData uri="http://schemas.openxmlformats.org/drawingml/2006/picture">
+                <pic:pic xmlns:pic="http://schemas.openxmlformats.org/drawingml/2006/picture">
+                  <pic:nvPicPr>
+                    <pic:cNvPr id="0" name="Picture 1"/>
+                    <pic:cNvPicPr>
+                      <a:picLocks noChangeAspect="1" noChangeArrowheads="1"/>
+                    </pic:cNvPicPr>
+                  </pic:nvPicPr>
+                  <pic:blipFill>
+                    <a:blip r:embed="rId9"/>
+                    <a:srcRect/>
+                    <a:stretch>
+                      <a:fillRect/>
+                    </a:stretch>
+                  </pic:blipFill>
+                  <pic:spPr bwMode="auto">
+                    <a:xfrm>
+                      <a:off x="0" y="0"/>
+                      <a:ext cx="5072303" cy="2817399"/>
+                    </a:xfrm>
+                    <a:prstGeom prst="rect">
+                      <a:avLst/>
+                    </a:prstGeom>
+                    <a:noFill/>
+                    <a:ln w="9525">
+                      <a:noFill/>
+                      <a:miter lim="800000"/>
+                      <a:headEnd/>
+                      <a:tailEnd/>
+                    </a:ln>
+                  </pic:spPr>
+                </pic:pic>
+              </a:graphicData>
+            </a:graphic>
+          </wp:inline>
+        </w:drawing>
+      </w:r>
+    </w:p>
+    <w:p>
+      <w:pPr>
+        <w:rPr>
+          <w:rFonts w:ascii="Times New Roman" w:hAnsi="Times New Roman" w:cs="Times New Roman"/>
+          <w:sz w:val="24"/>
+          <w:szCs w:val="24"/>
+        </w:rPr>
+      </w:pPr>
+    </w:p>
+    <w:p>
+      <w:pPr>
+        <w:rPr>
+          <w:rFonts w:ascii="Times New Roman" w:hAnsi="Times New Roman" w:cs="Times New Roman"/>
+          <w:sz w:val="24"/>
+          <w:szCs w:val="24"/>
+        </w:rPr>
+      </w:pPr>
+      <w:r>
+        <w:rPr>
+          <w:rFonts w:ascii="Times New Roman" w:hAnsi="Times New Roman" w:cs="Times New Roman"/>
+          <w:sz w:val="24"/>
+          <w:szCs w:val="24"/>
+        </w:rPr>
+        <w:t xml:space="preserve">ALMACEN Y LAGO DE DATOS: </w:t>
+      </w:r>
+    </w:p>
+    <w:p>
+      <w:pPr>
+        <w:pStyle w:val="Prrafodelista"/>
+        <w:numPr>
+          <w:ilvl w:val="0"/>
+          <w:numId w:val="1"/>
+        </w:numPr>
+        <w:rPr>
+          <w:rFonts w:ascii="Times New Roman" w:hAnsi="Times New Roman" w:cs="Times New Roman"/>
+          <w:sz w:val="24"/>
+          <w:szCs w:val="24"/>
+        </w:rPr>
+      </w:pPr>
+      <w:r>
+        <w:rPr>
+          <w:rFonts w:ascii="Times New Roman" w:hAnsi="Times New Roman" w:cs="Times New Roman"/>
+          <w:sz w:val="24"/>
+          <w:szCs w:val="24"/>
+        </w:rPr>
+        <w:t xml:space="preserve">Almacén de datos (Data </w:t>
+      </w:r>
+      <w:proofErr w:type="spellStart"/>
+      <w:r>
+        <w:rPr>
+          <w:rFonts w:ascii="Times New Roman" w:hAnsi="Times New Roman" w:cs="Times New Roman"/>
+          <w:sz w:val="24"/>
+          <w:szCs w:val="24"/>
+        </w:rPr>
+        <w:t>WareHouse</w:t>
+      </w:r>
+      <w:proofErr w:type="spellEnd"/>
+      <w:r>
+        <w:rPr>
+          <w:rFonts w:ascii="Times New Roman" w:hAnsi="Times New Roman" w:cs="Times New Roman"/>
+          <w:sz w:val="24"/>
+          <w:szCs w:val="24"/>
+        </w:rPr>
+        <w:t xml:space="preserve">): almacena y procesa datos estructurados a escala de TB, recopilados de múltiples orígenes y dirigidos a inteligencia para gestión. Se usan bases de datos relacionales en columnas como </w:t>
+      </w:r>
+      <w:proofErr w:type="spellStart"/>
+      <w:r>
+        <w:rPr>
+          <w:rFonts w:ascii="Times New Roman" w:hAnsi="Times New Roman" w:cs="Times New Roman"/>
+          <w:sz w:val="24"/>
+          <w:szCs w:val="24"/>
+        </w:rPr>
+        <w:t>Hive</w:t>
+      </w:r>
+      <w:proofErr w:type="spellEnd"/>
+      <w:r>
+        <w:rPr>
+          <w:rFonts w:ascii="Times New Roman" w:hAnsi="Times New Roman" w:cs="Times New Roman"/>
+          <w:sz w:val="24"/>
+          <w:szCs w:val="24"/>
+        </w:rPr>
+        <w:t xml:space="preserve">, Google </w:t>
+      </w:r>
+      <w:proofErr w:type="spellStart"/>
+      <w:r>
+        <w:rPr>
+          <w:rFonts w:ascii="Times New Roman" w:hAnsi="Times New Roman" w:cs="Times New Roman"/>
+          <w:sz w:val="24"/>
+          <w:szCs w:val="24"/>
+        </w:rPr>
+        <w:t>BigQuery</w:t>
+      </w:r>
+      <w:proofErr w:type="spellEnd"/>
+      <w:r>
+        <w:rPr>
+          <w:rFonts w:ascii="Times New Roman" w:hAnsi="Times New Roman" w:cs="Times New Roman"/>
+          <w:sz w:val="24"/>
+          <w:szCs w:val="24"/>
+        </w:rPr>
+        <w:t xml:space="preserve">, etc. No escala bien, es caro y ofrece procesamiento limitado. </w:t>
+      </w:r>
+    </w:p>
+    <w:p>
+      <w:pPr>
+        <w:pStyle w:val="Prrafodelista"/>
+        <w:rPr>
+          <w:rFonts w:ascii="Times New Roman" w:hAnsi="Times New Roman" w:cs="Times New Roman"/>
+          <w:sz w:val="24"/>
+          <w:szCs w:val="24"/>
+        </w:rPr>
+      </w:pPr>
+      <w:r>
+        <w:rPr>
+          <w:rFonts w:ascii="Times New Roman" w:hAnsi="Times New Roman" w:cs="Times New Roman"/>
+          <w:sz w:val="24"/>
+          <w:szCs w:val="24"/>
+        </w:rPr>
+        <w:t xml:space="preserve">En general, las bases de datos no tienen escalado horizontal para asegurar la consistencia de los datos. </w:t>
+      </w:r>
+    </w:p>
+    <w:p>
+      <w:pPr>
+        <w:pStyle w:val="Prrafodelista"/>
+        <w:numPr>
+          <w:ilvl w:val="0"/>
+          <w:numId w:val="1"/>
+        </w:numPr>
+        <w:rPr>
+          <w:rFonts w:ascii="Times New Roman" w:hAnsi="Times New Roman" w:cs="Times New Roman"/>
+          <w:sz w:val="24"/>
+          <w:szCs w:val="24"/>
+        </w:rPr>
+      </w:pPr>
+      <w:r>
+        <w:rPr>
+          <w:rFonts w:ascii="Times New Roman" w:hAnsi="Times New Roman" w:cs="Times New Roman"/>
+          <w:sz w:val="24"/>
+          <w:szCs w:val="24"/>
+        </w:rPr>
+        <w:t xml:space="preserve">Lago de datos (Data </w:t>
+      </w:r>
+      <w:proofErr w:type="spellStart"/>
+      <w:r>
+        <w:rPr>
+          <w:rFonts w:ascii="Times New Roman" w:hAnsi="Times New Roman" w:cs="Times New Roman"/>
+          <w:sz w:val="24"/>
+          <w:szCs w:val="24"/>
+        </w:rPr>
+        <w:t>lake</w:t>
+      </w:r>
+      <w:proofErr w:type="spellEnd"/>
+      <w:r>
+        <w:rPr>
+          <w:rFonts w:ascii="Times New Roman" w:hAnsi="Times New Roman" w:cs="Times New Roman"/>
+          <w:sz w:val="24"/>
+          <w:szCs w:val="24"/>
+        </w:rPr>
+        <w:t xml:space="preserve">): almacena y procesa datos estructurados y no estructurados con una </w:t>
+      </w:r>
+      <w:r>
+        <w:rPr>
+          <w:rFonts w:ascii="Times New Roman" w:hAnsi="Times New Roman" w:cs="Times New Roman"/>
+          <w:sz w:val="24"/>
+          <w:szCs w:val="24"/>
+        </w:rPr>
+        <w:t>escala de PB. Combina un sistema de almacenamiento (HDFS,), formatos de ficheros (Parquet, JSON</w:t>
+      </w:r>
+      <w:r>
+        <w:rPr>
+          <w:rFonts w:ascii="Times New Roman" w:hAnsi="Times New Roman" w:cs="Times New Roman"/>
+          <w:sz w:val="24"/>
+          <w:szCs w:val="24"/>
+        </w:rPr>
+        <w:t>. Etc.</w:t>
+      </w:r>
+      <w:r>
+        <w:rPr>
+          <w:rFonts w:ascii="Times New Roman" w:hAnsi="Times New Roman" w:cs="Times New Roman"/>
+          <w:sz w:val="24"/>
+          <w:szCs w:val="24"/>
+        </w:rPr>
+        <w:t xml:space="preserve">) y un motor de procesamiento (ej. </w:t>
+      </w:r>
+      <w:proofErr w:type="spellStart"/>
+      <w:r>
+        <w:rPr>
+          <w:rFonts w:ascii="Times New Roman" w:hAnsi="Times New Roman" w:cs="Times New Roman"/>
+          <w:sz w:val="24"/>
+          <w:szCs w:val="24"/>
+        </w:rPr>
+        <w:t>Hadoop</w:t>
+      </w:r>
+      <w:proofErr w:type="spellEnd"/>
+      <w:r>
+        <w:rPr>
+          <w:rFonts w:ascii="Times New Roman" w:hAnsi="Times New Roman" w:cs="Times New Roman"/>
+          <w:sz w:val="24"/>
+          <w:szCs w:val="24"/>
+        </w:rPr>
+        <w:t xml:space="preserve">, </w:t>
+      </w:r>
+      <w:proofErr w:type="spellStart"/>
+      <w:r>
+        <w:rPr>
+          <w:rFonts w:ascii="Times New Roman" w:hAnsi="Times New Roman" w:cs="Times New Roman"/>
+          <w:sz w:val="24"/>
+          <w:szCs w:val="24"/>
+        </w:rPr>
+        <w:t>Spark</w:t>
+      </w:r>
+      <w:proofErr w:type="spellEnd"/>
+      <w:r>
+        <w:rPr>
+          <w:rFonts w:ascii="Times New Roman" w:hAnsi="Times New Roman" w:cs="Times New Roman"/>
+          <w:sz w:val="24"/>
+          <w:szCs w:val="24"/>
+        </w:rPr>
+        <w:t>…)</w:t>
+      </w:r>
+      <w:r>
+        <w:rPr>
+          <w:rFonts w:ascii="Times New Roman" w:hAnsi="Times New Roman" w:cs="Times New Roman"/>
+          <w:sz w:val="24"/>
+          <w:szCs w:val="24"/>
+        </w:rPr>
+        <w:t>.</w:t>
+      </w:r>
+    </w:p>
+    <w:p>
+      <w:pPr>
+        <w:pStyle w:val="Prrafodelista"/>
+        <w:numPr>
+          <w:ilvl w:val="0"/>
+          <w:numId w:val="1"/>
+        </w:numPr>
+        <w:rPr>
+          <w:rFonts w:ascii="Times New Roman" w:hAnsi="Times New Roman" w:cs="Times New Roman"/>
+          <w:sz w:val="24"/>
+          <w:szCs w:val="24"/>
+        </w:rPr>
+      </w:pPr>
+      <w:r>
+        <w:rPr>
+          <w:rFonts w:ascii="Times New Roman" w:hAnsi="Times New Roman" w:cs="Times New Roman"/>
+          <w:sz w:val="24"/>
+          <w:szCs w:val="24"/>
+        </w:rPr>
+        <w:t>Escala bien, es barato y es muy versátil</w:t>
+      </w:r>
+    </w:p>
+    <w:p>
+      <w:pPr>
+        <w:pStyle w:val="Prrafodelista"/>
+        <w:numPr>
+          <w:ilvl w:val="0"/>
+          <w:numId w:val="1"/>
+        </w:numPr>
+        <w:rPr>
+          <w:rFonts w:ascii="Times New Roman" w:hAnsi="Times New Roman" w:cs="Times New Roman"/>
+          <w:sz w:val="24"/>
+          <w:szCs w:val="24"/>
+        </w:rPr>
+      </w:pPr>
+      <w:r>
+        <w:rPr>
+          <w:rFonts w:ascii="Times New Roman" w:hAnsi="Times New Roman" w:cs="Times New Roman"/>
+          <w:sz w:val="24"/>
+          <w:szCs w:val="24"/>
+        </w:rPr>
+        <w:t>Pero no soporta transacciones, esquemas, calidad de datos…  → puede convertirse en un pantano de datos (</w:t>
+      </w:r>
+      <w:r>
+        <w:rPr>
+          <w:rFonts w:ascii="Times New Roman" w:hAnsi="Times New Roman" w:cs="Times New Roman"/>
+          <w:i/>
+          <w:iCs/>
+          <w:sz w:val="24"/>
+          <w:szCs w:val="24"/>
+        </w:rPr>
+        <w:t xml:space="preserve">Data </w:t>
+      </w:r>
+      <w:proofErr w:type="spellStart"/>
+      <w:r>
+        <w:rPr>
+          <w:rFonts w:ascii="Times New Roman" w:hAnsi="Times New Roman" w:cs="Times New Roman"/>
+          <w:i/>
+          <w:iCs/>
+          <w:sz w:val="24"/>
+          <w:szCs w:val="24"/>
+        </w:rPr>
+        <w:t>Swamp</w:t>
+      </w:r>
+      <w:proofErr w:type="spellEnd"/>
+      <w:r>
+        <w:rPr>
+          <w:rFonts w:ascii="Times New Roman" w:hAnsi="Times New Roman" w:cs="Times New Roman"/>
+          <w:sz w:val="24"/>
+          <w:szCs w:val="24"/>
+        </w:rPr>
+        <w:t>)</w:t>
+      </w:r>
+    </w:p>
+    <w:p>
+      <w:pPr>
+        <w:rPr>
+          <w:rFonts w:ascii="Times New Roman" w:hAnsi="Times New Roman" w:cs="Times New Roman"/>
+          <w:sz w:val="24"/>
+          <w:szCs w:val="24"/>
+        </w:rPr>
+      </w:pPr>
+      <w:r>
+        <w:rPr>
+          <w:rFonts w:ascii="Times New Roman" w:hAnsi="Times New Roman" w:cs="Times New Roman"/>
+          <w:sz w:val="24"/>
+          <w:szCs w:val="24"/>
+        </w:rPr>
+        <w:br w:type="page"/>
+      </w:r>
+    </w:p>
+    <w:p>
+      <w:pPr>
+        <w:rPr>
+          <w:rFonts w:ascii="Times New Roman" w:hAnsi="Times New Roman" w:cs="Times New Roman"/>
+          <w:sz w:val="24"/>
+          <w:szCs w:val="24"/>
+        </w:rPr>
+      </w:pPr>
+      <w:r>
+        <w:rPr>
+          <w:rFonts w:ascii="Times New Roman" w:hAnsi="Times New Roman" w:cs="Times New Roman"/>
+          <w:sz w:val="24"/>
+          <w:szCs w:val="24"/>
+        </w:rPr>
+        <w:lastRenderedPageBreak/>
+        <w:t xml:space="preserve"> </w:t>
+      </w:r>
+      <w:r>
+        <w:rPr>
+          <w:rFonts w:ascii="Times New Roman" w:hAnsi="Times New Roman" w:cs="Times New Roman"/>
+          <w:sz w:val="24"/>
+          <w:szCs w:val="24"/>
+        </w:rPr>
+        <w:t xml:space="preserve">ETL y ELT: </w:t>
+      </w:r>
+    </w:p>
+    <w:p>
+      <w:pPr>
+        <w:pStyle w:val="Prrafodelista"/>
+        <w:numPr>
+          <w:ilvl w:val="0"/>
+          <w:numId w:val="1"/>
+        </w:numPr>
+        <w:rPr>
+          <w:rFonts w:ascii="Times New Roman" w:hAnsi="Times New Roman" w:cs="Times New Roman"/>
+          <w:sz w:val="24"/>
+          <w:szCs w:val="24"/>
+        </w:rPr>
+      </w:pPr>
+      <w:r>
+        <w:rPr>
+          <w:rFonts w:ascii="Times New Roman" w:hAnsi="Times New Roman" w:cs="Times New Roman"/>
+          <w:sz w:val="24"/>
+          <w:szCs w:val="24"/>
+        </w:rPr>
+        <w:t>En almacenes de datos: ETL</w:t>
+      </w:r>
+    </w:p>
+    <w:p>
+      <w:pPr>
+        <w:pStyle w:val="Prrafodelista"/>
+        <w:rPr>
+          <w:rFonts w:ascii="Times New Roman" w:hAnsi="Times New Roman" w:cs="Times New Roman"/>
+          <w:sz w:val="24"/>
+          <w:szCs w:val="24"/>
+        </w:rPr>
+      </w:pPr>
+      <w:r>
+        <w:rPr>
+          <w:rFonts w:ascii="Times New Roman" w:hAnsi="Times New Roman" w:cs="Times New Roman"/>
+          <w:sz w:val="24"/>
+          <w:szCs w:val="24"/>
+        </w:rPr>
+        <w:t xml:space="preserve">+ </w:t>
+      </w:r>
+      <w:proofErr w:type="spellStart"/>
+      <w:r>
+        <w:rPr>
+          <w:rFonts w:ascii="Times New Roman" w:hAnsi="Times New Roman" w:cs="Times New Roman"/>
+          <w:sz w:val="24"/>
+          <w:szCs w:val="24"/>
+        </w:rPr>
+        <w:t>Extraction</w:t>
+      </w:r>
+      <w:proofErr w:type="spellEnd"/>
+      <w:r>
+        <w:rPr>
+          <w:rFonts w:ascii="Times New Roman" w:hAnsi="Times New Roman" w:cs="Times New Roman"/>
+          <w:sz w:val="24"/>
+          <w:szCs w:val="24"/>
+        </w:rPr>
+        <w:t xml:space="preserve">: obtención de datos. </w:t>
+      </w:r>
+    </w:p>
+    <w:p>
+      <w:pPr>
+        <w:pStyle w:val="Prrafodelista"/>
+        <w:rPr>
+          <w:rFonts w:ascii="Times New Roman" w:hAnsi="Times New Roman" w:cs="Times New Roman"/>
+          <w:sz w:val="24"/>
+          <w:szCs w:val="24"/>
+        </w:rPr>
+      </w:pPr>
+      <w:r>
+        <w:rPr>
+          <w:rFonts w:ascii="Times New Roman" w:hAnsi="Times New Roman" w:cs="Times New Roman"/>
+          <w:sz w:val="24"/>
+          <w:szCs w:val="24"/>
+        </w:rPr>
+        <w:t xml:space="preserve">+ </w:t>
+      </w:r>
+      <w:proofErr w:type="spellStart"/>
+      <w:r>
+        <w:rPr>
+          <w:rFonts w:ascii="Times New Roman" w:hAnsi="Times New Roman" w:cs="Times New Roman"/>
+          <w:sz w:val="24"/>
+          <w:szCs w:val="24"/>
+        </w:rPr>
+        <w:t>Transformation</w:t>
+      </w:r>
+      <w:proofErr w:type="spellEnd"/>
+      <w:r>
+        <w:rPr>
+          <w:rFonts w:ascii="Times New Roman" w:hAnsi="Times New Roman" w:cs="Times New Roman"/>
+          <w:sz w:val="24"/>
+          <w:szCs w:val="24"/>
+        </w:rPr>
+        <w:t xml:space="preserve">: limpieza y cambio a un formato común. </w:t>
+      </w:r>
+    </w:p>
+    <w:p>
+      <w:pPr>
+        <w:pStyle w:val="Prrafodelista"/>
+        <w:rPr>
+          <w:rFonts w:ascii="Times New Roman" w:hAnsi="Times New Roman" w:cs="Times New Roman"/>
+          <w:sz w:val="24"/>
+          <w:szCs w:val="24"/>
+        </w:rPr>
+      </w:pPr>
+      <w:r>
+        <w:rPr>
+          <w:rFonts w:ascii="Times New Roman" w:hAnsi="Times New Roman" w:cs="Times New Roman"/>
+          <w:sz w:val="24"/>
+          <w:szCs w:val="24"/>
+        </w:rPr>
+        <w:t xml:space="preserve">+ </w:t>
+      </w:r>
+      <w:proofErr w:type="spellStart"/>
+      <w:r>
+        <w:rPr>
+          <w:rFonts w:ascii="Times New Roman" w:hAnsi="Times New Roman" w:cs="Times New Roman"/>
+          <w:sz w:val="24"/>
+          <w:szCs w:val="24"/>
+        </w:rPr>
+        <w:t>Loading</w:t>
+      </w:r>
+      <w:proofErr w:type="spellEnd"/>
+      <w:r>
+        <w:rPr>
+          <w:rFonts w:ascii="Times New Roman" w:hAnsi="Times New Roman" w:cs="Times New Roman"/>
+          <w:sz w:val="24"/>
+          <w:szCs w:val="24"/>
+        </w:rPr>
+        <w:t xml:space="preserve">: inserción de los datos en el almacén bajo un formato. </w:t>
+      </w:r>
+    </w:p>
+    <w:p>
+      <w:pPr>
+        <w:pStyle w:val="Prrafodelista"/>
+        <w:numPr>
+          <w:ilvl w:val="0"/>
+          <w:numId w:val="1"/>
+        </w:numPr>
+        <w:rPr>
+          <w:rFonts w:ascii="Times New Roman" w:hAnsi="Times New Roman" w:cs="Times New Roman"/>
+          <w:sz w:val="24"/>
+          <w:szCs w:val="24"/>
+        </w:rPr>
+      </w:pPr>
+      <w:r>
+        <w:rPr>
+          <w:rFonts w:ascii="Times New Roman" w:hAnsi="Times New Roman" w:cs="Times New Roman"/>
+          <w:sz w:val="24"/>
+          <w:szCs w:val="24"/>
+        </w:rPr>
+        <w:t xml:space="preserve">En lagos de datos: ELT </w:t>
+      </w:r>
+    </w:p>
+    <w:p>
+      <w:pPr>
+        <w:pStyle w:val="Prrafodelista"/>
+        <w:rPr>
+          <w:rFonts w:ascii="Times New Roman" w:hAnsi="Times New Roman" w:cs="Times New Roman"/>
+          <w:sz w:val="24"/>
+          <w:szCs w:val="24"/>
+        </w:rPr>
+      </w:pPr>
+      <w:r>
+        <w:rPr>
+          <w:rFonts w:ascii="Times New Roman" w:hAnsi="Times New Roman" w:cs="Times New Roman"/>
+          <w:sz w:val="24"/>
+          <w:szCs w:val="24"/>
+        </w:rPr>
+        <w:t xml:space="preserve">+ Extracción, carga en el almacén de datos y luego transformación. Se procesan de manera constante o no llegan incluso a procesarse. Como se pueden meter los datos sin un formato previo, está más optimizado. </w:t>
+      </w:r>
+    </w:p>
+    <w:p>
+      <w:pPr>
+        <w:ind w:left="708"/>
+        <w:rPr>
+          <w:rFonts w:ascii="Times New Roman" w:hAnsi="Times New Roman" w:cs="Times New Roman"/>
+          <w:sz w:val="24"/>
+          <w:szCs w:val="24"/>
+        </w:rPr>
+      </w:pPr>
+      <w:r>
+        <w:rPr>
+          <w:rFonts w:ascii="Times New Roman" w:hAnsi="Times New Roman" w:cs="Times New Roman"/>
+          <w:sz w:val="24"/>
+          <w:szCs w:val="24"/>
+        </w:rPr>
+        <w:tab/>
+      </w:r>
+      <w:r>
+        <w:rPr>
+          <w:rFonts w:ascii="Times New Roman" w:hAnsi="Times New Roman" w:cs="Times New Roman"/>
+          <w:noProof/>
+          <w:sz w:val="24"/>
+          <w:szCs w:val="24"/>
+          <w:lang w:eastAsia="es-ES"/>
+        </w:rPr>
+        <w:drawing>
+          <wp:inline distT="0" distB="0" distL="0" distR="0">
+            <wp:extent cx="5400040" cy="1201180"/>
+            <wp:effectExtent l="19050" t="0" r="0" b="0"/>
+            <wp:docPr id="3" name="Imagen 4"/>
+            <wp:cNvGraphicFramePr>
+              <a:graphicFrameLocks xmlns:a="http://schemas.openxmlformats.org/drawingml/2006/main" noChangeAspect="1"/>
+            </wp:cNvGraphicFramePr>
+            <a:graphic xmlns:a="http://schemas.openxmlformats.org/drawingml/2006/main">
+              <a:graphicData uri="http://schemas.openxmlformats.org/drawingml/2006/picture">
+                <pic:pic xmlns:pic="http://schemas.openxmlformats.org/drawingml/2006/picture">
+                  <pic:nvPicPr>
+                    <pic:cNvPr id="0" name="Picture 4"/>
+                    <pic:cNvPicPr>
+                      <a:picLocks noChangeAspect="1" noChangeArrowheads="1"/>
+                    </pic:cNvPicPr>
+                  </pic:nvPicPr>
+                  <pic:blipFill>
+                    <a:blip r:embed="rId10"/>
+                    <a:srcRect/>
+                    <a:stretch>
+                      <a:fillRect/>
+                    </a:stretch>
+                  </pic:blipFill>
+                  <pic:spPr bwMode="auto">
+                    <a:xfrm>
+                      <a:off x="0" y="0"/>
+                      <a:ext cx="5400040" cy="1201180"/>
+                    </a:xfrm>
+                    <a:prstGeom prst="rect">
+                      <a:avLst/>
+                    </a:prstGeom>
+                    <a:noFill/>
+                    <a:ln w="9525">
+                      <a:noFill/>
+                      <a:miter lim="800000"/>
+                      <a:headEnd/>
+                      <a:tailEnd/>
+                    </a:ln>
+                  </pic:spPr>
+                </pic:pic>
+              </a:graphicData>
+            </a:graphic>
+          </wp:inline>
+        </w:drawing>
+      </w:r>
+    </w:p>
+    <w:p>
+      <w:pPr>
+        <w:rPr>
+          <w:rFonts w:ascii="Times New Roman" w:hAnsi="Times New Roman" w:cs="Times New Roman"/>
+          <w:sz w:val="24"/>
+          <w:szCs w:val="24"/>
+        </w:rPr>
+      </w:pPr>
+      <w:r>
+        <w:rPr>
+          <w:rFonts w:ascii="Times New Roman" w:hAnsi="Times New Roman" w:cs="Times New Roman"/>
+          <w:sz w:val="24"/>
+          <w:szCs w:val="24"/>
+        </w:rPr>
+        <w:t xml:space="preserve">FORMATOS DE FICHERO: </w:t>
+      </w:r>
+    </w:p>
+    <w:p>
+      <w:pPr>
+        <w:pStyle w:val="Prrafodelista"/>
+        <w:numPr>
+          <w:ilvl w:val="0"/>
+          <w:numId w:val="1"/>
+        </w:numPr>
+        <w:rPr>
+          <w:rFonts w:ascii="Times New Roman" w:hAnsi="Times New Roman" w:cs="Times New Roman"/>
+          <w:sz w:val="24"/>
+          <w:szCs w:val="24"/>
+        </w:rPr>
+      </w:pPr>
+      <w:r>
+        <w:rPr>
+          <w:rFonts w:ascii="Times New Roman" w:hAnsi="Times New Roman" w:cs="Times New Roman"/>
+          <w:sz w:val="24"/>
+          <w:szCs w:val="24"/>
+        </w:rPr>
+        <w:t>Formatos de texto: simples pero ineficientes. Texto plano con contenido arbitrario, CSV (</w:t>
+      </w:r>
+      <w:proofErr w:type="spellStart"/>
+      <w:r>
+        <w:rPr>
+          <w:rFonts w:ascii="Times New Roman" w:hAnsi="Times New Roman" w:cs="Times New Roman"/>
+          <w:sz w:val="24"/>
+          <w:szCs w:val="24"/>
+        </w:rPr>
+        <w:t>comma</w:t>
+      </w:r>
+      <w:proofErr w:type="spellEnd"/>
+      <w:r>
+        <w:rPr>
+          <w:rFonts w:ascii="Times New Roman" w:hAnsi="Times New Roman" w:cs="Times New Roman"/>
+          <w:sz w:val="24"/>
+          <w:szCs w:val="24"/>
+        </w:rPr>
+        <w:t xml:space="preserve"> </w:t>
+      </w:r>
+      <w:proofErr w:type="spellStart"/>
+      <w:r>
+        <w:rPr>
+          <w:rFonts w:ascii="Times New Roman" w:hAnsi="Times New Roman" w:cs="Times New Roman"/>
+          <w:sz w:val="24"/>
+          <w:szCs w:val="24"/>
+        </w:rPr>
+        <w:t>separated</w:t>
+      </w:r>
+      <w:proofErr w:type="spellEnd"/>
+      <w:r>
+        <w:rPr>
+          <w:rFonts w:ascii="Times New Roman" w:hAnsi="Times New Roman" w:cs="Times New Roman"/>
+          <w:sz w:val="24"/>
+          <w:szCs w:val="24"/>
+        </w:rPr>
+        <w:t xml:space="preserve"> </w:t>
+      </w:r>
+      <w:proofErr w:type="spellStart"/>
+      <w:r>
+        <w:rPr>
+          <w:rFonts w:ascii="Times New Roman" w:hAnsi="Times New Roman" w:cs="Times New Roman"/>
+          <w:sz w:val="24"/>
+          <w:szCs w:val="24"/>
+        </w:rPr>
+        <w:t>values</w:t>
+      </w:r>
+      <w:proofErr w:type="spellEnd"/>
+      <w:r>
+        <w:rPr>
+          <w:rFonts w:ascii="Times New Roman" w:hAnsi="Times New Roman" w:cs="Times New Roman"/>
+          <w:sz w:val="24"/>
+          <w:szCs w:val="24"/>
+        </w:rPr>
+        <w:t>) o JSON (</w:t>
+      </w:r>
+      <w:proofErr w:type="spellStart"/>
+      <w:r>
+        <w:rPr>
+          <w:rFonts w:ascii="Times New Roman" w:hAnsi="Times New Roman" w:cs="Times New Roman"/>
+          <w:sz w:val="24"/>
+          <w:szCs w:val="24"/>
+        </w:rPr>
+        <w:t>JavaScript</w:t>
+      </w:r>
+      <w:proofErr w:type="spellEnd"/>
+      <w:r>
+        <w:rPr>
+          <w:rFonts w:ascii="Times New Roman" w:hAnsi="Times New Roman" w:cs="Times New Roman"/>
+          <w:sz w:val="24"/>
+          <w:szCs w:val="24"/>
+        </w:rPr>
+        <w:t xml:space="preserve"> </w:t>
+      </w:r>
+      <w:proofErr w:type="spellStart"/>
+      <w:r>
+        <w:rPr>
+          <w:rFonts w:ascii="Times New Roman" w:hAnsi="Times New Roman" w:cs="Times New Roman"/>
+          <w:sz w:val="24"/>
+          <w:szCs w:val="24"/>
+        </w:rPr>
+        <w:t>Object</w:t>
+      </w:r>
+      <w:proofErr w:type="spellEnd"/>
+      <w:r>
+        <w:rPr>
+          <w:rFonts w:ascii="Times New Roman" w:hAnsi="Times New Roman" w:cs="Times New Roman"/>
+          <w:sz w:val="24"/>
+          <w:szCs w:val="24"/>
+        </w:rPr>
+        <w:t xml:space="preserve"> </w:t>
+      </w:r>
+      <w:proofErr w:type="spellStart"/>
+      <w:r>
+        <w:rPr>
+          <w:rFonts w:ascii="Times New Roman" w:hAnsi="Times New Roman" w:cs="Times New Roman"/>
+          <w:sz w:val="24"/>
+          <w:szCs w:val="24"/>
+        </w:rPr>
+        <w:t>Notation</w:t>
+      </w:r>
+      <w:proofErr w:type="spellEnd"/>
+      <w:r>
+        <w:rPr>
+          <w:rFonts w:ascii="Times New Roman" w:hAnsi="Times New Roman" w:cs="Times New Roman"/>
+          <w:sz w:val="24"/>
+          <w:szCs w:val="24"/>
+        </w:rPr>
+        <w:t>).</w:t>
+      </w:r>
+    </w:p>
+    <w:p>
+      <w:pPr>
+        <w:pStyle w:val="Prrafodelista"/>
+        <w:numPr>
+          <w:ilvl w:val="0"/>
+          <w:numId w:val="1"/>
+        </w:numPr>
+        <w:rPr>
+          <w:rFonts w:ascii="Times New Roman" w:hAnsi="Times New Roman" w:cs="Times New Roman"/>
+          <w:sz w:val="24"/>
+          <w:szCs w:val="24"/>
+        </w:rPr>
+      </w:pPr>
+      <w:r>
+        <w:rPr>
+          <w:rFonts w:ascii="Times New Roman" w:hAnsi="Times New Roman" w:cs="Times New Roman"/>
+          <w:sz w:val="24"/>
+          <w:szCs w:val="24"/>
+        </w:rPr>
+        <w:t xml:space="preserve">Formatos binarios: eficientes pero complejos. </w:t>
+      </w:r>
+    </w:p>
+    <w:p>
+      <w:pPr>
+        <w:pStyle w:val="Prrafodelista"/>
+        <w:rPr>
+          <w:rFonts w:ascii="Times New Roman" w:hAnsi="Times New Roman" w:cs="Times New Roman"/>
+          <w:sz w:val="24"/>
+          <w:szCs w:val="24"/>
+        </w:rPr>
+      </w:pPr>
+      <w:r>
+        <w:rPr>
+          <w:rFonts w:ascii="Times New Roman" w:hAnsi="Times New Roman" w:cs="Times New Roman"/>
+          <w:sz w:val="24"/>
+          <w:szCs w:val="24"/>
+        </w:rPr>
+        <w:t xml:space="preserve">+ </w:t>
+      </w:r>
+      <w:proofErr w:type="spellStart"/>
+      <w:r>
+        <w:rPr>
+          <w:rFonts w:ascii="Times New Roman" w:hAnsi="Times New Roman" w:cs="Times New Roman"/>
+          <w:sz w:val="24"/>
+          <w:szCs w:val="24"/>
+        </w:rPr>
+        <w:t>Sequence</w:t>
+      </w:r>
+      <w:proofErr w:type="spellEnd"/>
+      <w:r>
+        <w:rPr>
+          <w:rFonts w:ascii="Times New Roman" w:hAnsi="Times New Roman" w:cs="Times New Roman"/>
+          <w:sz w:val="24"/>
+          <w:szCs w:val="24"/>
+        </w:rPr>
+        <w:t xml:space="preserve">. Pares clave-valor para intercambio de datos, usado en </w:t>
+      </w:r>
+      <w:proofErr w:type="spellStart"/>
+      <w:r>
+        <w:rPr>
+          <w:rFonts w:ascii="Times New Roman" w:hAnsi="Times New Roman" w:cs="Times New Roman"/>
+          <w:sz w:val="24"/>
+          <w:szCs w:val="24"/>
+        </w:rPr>
+        <w:t>Hadoop</w:t>
+      </w:r>
+      <w:proofErr w:type="spellEnd"/>
+      <w:r>
+        <w:rPr>
+          <w:rFonts w:ascii="Times New Roman" w:hAnsi="Times New Roman" w:cs="Times New Roman"/>
+          <w:sz w:val="24"/>
+          <w:szCs w:val="24"/>
+        </w:rPr>
+        <w:t xml:space="preserve">. </w:t>
+      </w:r>
+    </w:p>
+    <w:p>
+      <w:pPr>
+        <w:pStyle w:val="Prrafodelista"/>
+        <w:rPr>
+          <w:rFonts w:ascii="Times New Roman" w:hAnsi="Times New Roman" w:cs="Times New Roman"/>
+          <w:sz w:val="24"/>
+          <w:szCs w:val="24"/>
+        </w:rPr>
+      </w:pPr>
+      <w:r>
+        <w:rPr>
+          <w:rFonts w:ascii="Times New Roman" w:hAnsi="Times New Roman" w:cs="Times New Roman"/>
+          <w:sz w:val="24"/>
+          <w:szCs w:val="24"/>
+        </w:rPr>
+        <w:t>+ ORC (</w:t>
+      </w:r>
+      <w:proofErr w:type="spellStart"/>
+      <w:r>
+        <w:rPr>
+          <w:rFonts w:ascii="Times New Roman" w:hAnsi="Times New Roman" w:cs="Times New Roman"/>
+          <w:sz w:val="24"/>
+          <w:szCs w:val="24"/>
+        </w:rPr>
+        <w:t>optimized</w:t>
+      </w:r>
+      <w:proofErr w:type="spellEnd"/>
+      <w:r>
+        <w:rPr>
+          <w:rFonts w:ascii="Times New Roman" w:hAnsi="Times New Roman" w:cs="Times New Roman"/>
+          <w:sz w:val="24"/>
+          <w:szCs w:val="24"/>
+        </w:rPr>
+        <w:t xml:space="preserve"> </w:t>
+      </w:r>
+      <w:proofErr w:type="spellStart"/>
+      <w:r>
+        <w:rPr>
+          <w:rFonts w:ascii="Times New Roman" w:hAnsi="Times New Roman" w:cs="Times New Roman"/>
+          <w:sz w:val="24"/>
+          <w:szCs w:val="24"/>
+        </w:rPr>
+        <w:t>row</w:t>
+      </w:r>
+      <w:proofErr w:type="spellEnd"/>
+      <w:r>
+        <w:rPr>
+          <w:rFonts w:ascii="Times New Roman" w:hAnsi="Times New Roman" w:cs="Times New Roman"/>
+          <w:sz w:val="24"/>
+          <w:szCs w:val="24"/>
+        </w:rPr>
+        <w:t xml:space="preserve"> </w:t>
+      </w:r>
+      <w:proofErr w:type="spellStart"/>
+      <w:r>
+        <w:rPr>
+          <w:rFonts w:ascii="Times New Roman" w:hAnsi="Times New Roman" w:cs="Times New Roman"/>
+          <w:sz w:val="24"/>
+          <w:szCs w:val="24"/>
+        </w:rPr>
+        <w:t>columnar</w:t>
+      </w:r>
+      <w:proofErr w:type="spellEnd"/>
+      <w:r>
+        <w:rPr>
+          <w:rFonts w:ascii="Times New Roman" w:hAnsi="Times New Roman" w:cs="Times New Roman"/>
+          <w:sz w:val="24"/>
+          <w:szCs w:val="24"/>
+        </w:rPr>
+        <w:t xml:space="preserve">): almacenamiento en columnas con soporte de transacciones e indexación. </w:t>
+      </w:r>
+    </w:p>
+    <w:p>
+      <w:pPr>
+        <w:pStyle w:val="Prrafodelista"/>
+        <w:rPr>
+          <w:rFonts w:ascii="Times New Roman" w:hAnsi="Times New Roman" w:cs="Times New Roman"/>
+          <w:sz w:val="24"/>
+          <w:szCs w:val="24"/>
+        </w:rPr>
+      </w:pPr>
+      <w:r>
+        <w:rPr>
+          <w:rFonts w:ascii="Times New Roman" w:hAnsi="Times New Roman" w:cs="Times New Roman"/>
+          <w:sz w:val="24"/>
+          <w:szCs w:val="24"/>
+        </w:rPr>
+        <w:t xml:space="preserve">+ Parquet: almacenamiento flexible en columnas por grupos de filas para datos anidados y consultas analíticas. </w:t>
+      </w:r>
+    </w:p>
+    <w:p>
+      <w:pPr>
+        <w:pStyle w:val="Prrafodelista"/>
+        <w:numPr>
+          <w:ilvl w:val="0"/>
+          <w:numId w:val="1"/>
+        </w:numPr>
+        <w:rPr>
+          <w:rFonts w:ascii="Times New Roman" w:hAnsi="Times New Roman" w:cs="Times New Roman"/>
+          <w:sz w:val="24"/>
+          <w:szCs w:val="24"/>
+        </w:rPr>
+      </w:pPr>
+      <w:proofErr w:type="spellStart"/>
+      <w:r>
+        <w:rPr>
+          <w:rFonts w:ascii="Times New Roman" w:hAnsi="Times New Roman" w:cs="Times New Roman"/>
+          <w:sz w:val="24"/>
+          <w:szCs w:val="24"/>
+        </w:rPr>
+        <w:t>Avro</w:t>
+      </w:r>
+      <w:proofErr w:type="spellEnd"/>
+      <w:r>
+        <w:rPr>
+          <w:rFonts w:ascii="Times New Roman" w:hAnsi="Times New Roman" w:cs="Times New Roman"/>
+          <w:sz w:val="24"/>
+          <w:szCs w:val="24"/>
+        </w:rPr>
+        <w:t xml:space="preserve">: </w:t>
+      </w:r>
+      <w:proofErr w:type="spellStart"/>
+      <w:r>
+        <w:rPr>
+          <w:rFonts w:ascii="Times New Roman" w:hAnsi="Times New Roman" w:cs="Times New Roman"/>
+          <w:sz w:val="24"/>
+          <w:szCs w:val="24"/>
+        </w:rPr>
+        <w:t>serialización</w:t>
+      </w:r>
+      <w:proofErr w:type="spellEnd"/>
+      <w:r>
+        <w:rPr>
+          <w:rFonts w:ascii="Times New Roman" w:hAnsi="Times New Roman" w:cs="Times New Roman"/>
+          <w:sz w:val="24"/>
+          <w:szCs w:val="24"/>
+        </w:rPr>
+        <w:t xml:space="preserve"> para flujos de datos </w:t>
+      </w:r>
+      <w:r>
+        <w:rPr>
+          <w:rFonts w:ascii="Times New Roman" w:hAnsi="Times New Roman" w:cs="Times New Roman"/>
+          <w:sz w:val="24"/>
+          <w:szCs w:val="24"/>
+        </w:rPr>
+        <w:t xml:space="preserve">con traducción a JSON. </w:t>
+      </w:r>
+    </w:p>
+    <w:p>
+      <w:pPr>
+        <w:rPr>
+          <w:rFonts w:ascii="Times New Roman" w:hAnsi="Times New Roman" w:cs="Times New Roman"/>
+          <w:sz w:val="24"/>
+          <w:szCs w:val="24"/>
+        </w:rPr>
+      </w:pPr>
+      <w:r>
+        <w:rPr>
+          <w:rFonts w:ascii="Times New Roman" w:hAnsi="Times New Roman" w:cs="Times New Roman"/>
+          <w:sz w:val="24"/>
+          <w:szCs w:val="24"/>
+        </w:rPr>
+        <w:t xml:space="preserve">ARQUITECTURA GENERAL: tenemos dos rutas, una para procesamiento de lotes y otra para procesamiento de flujos (arriba y abajo). </w:t>
+      </w:r>
+    </w:p>
+    <w:p>
+      <w:pPr>
+        <w:rPr>
+          <w:rFonts w:ascii="Times New Roman" w:hAnsi="Times New Roman" w:cs="Times New Roman"/>
+          <w:sz w:val="24"/>
+          <w:szCs w:val="24"/>
+        </w:rPr>
+      </w:pPr>
+      <w:r>
+        <w:rPr>
+          <w:rFonts w:ascii="Times New Roman" w:hAnsi="Times New Roman" w:cs="Times New Roman"/>
+          <w:noProof/>
+          <w:sz w:val="24"/>
+          <w:szCs w:val="24"/>
+          <w:lang w:eastAsia="es-ES"/>
+        </w:rPr>
+        <w:drawing>
+          <wp:anchor distT="0" distB="0" distL="114300" distR="114300" simplePos="0" relativeHeight="251658240" behindDoc="1" locked="0" layoutInCell="1" allowOverlap="1">
+            <wp:simplePos x="0" y="0"/>
+            <wp:positionH relativeFrom="column">
+              <wp:posOffset>2276475</wp:posOffset>
+            </wp:positionH>
+            <wp:positionV relativeFrom="paragraph">
+              <wp:posOffset>0</wp:posOffset>
+            </wp:positionV>
+            <wp:extent cx="3950970" cy="2110740"/>
+            <wp:effectExtent l="19050" t="0" r="0" b="0"/>
+            <wp:wrapTight wrapText="bothSides">
+              <wp:wrapPolygon edited="0">
+                <wp:start x="-104" y="0"/>
+                <wp:lineTo x="-104" y="21444"/>
+                <wp:lineTo x="21558" y="21444"/>
+                <wp:lineTo x="21558" y="0"/>
+                <wp:lineTo x="-104" y="0"/>
+              </wp:wrapPolygon>
+            </wp:wrapTight>
+            <wp:docPr id="5" name="Imagen 7"/>
+            <wp:cNvGraphicFramePr>
+              <a:graphicFrameLocks xmlns:a="http://schemas.openxmlformats.org/drawingml/2006/main" noChangeAspect="1"/>
+            </wp:cNvGraphicFramePr>
+            <a:graphic xmlns:a="http://schemas.openxmlformats.org/drawingml/2006/main">
+              <a:graphicData uri="http://schemas.openxmlformats.org/drawingml/2006/picture">
+                <pic:pic xmlns:pic="http://schemas.openxmlformats.org/drawingml/2006/picture">
+                  <pic:nvPicPr>
+                    <pic:cNvPr id="0" name="Picture 7"/>
+                    <pic:cNvPicPr>
+                      <a:picLocks noChangeAspect="1" noChangeArrowheads="1"/>
+                    </pic:cNvPicPr>
+                  </pic:nvPicPr>
+                  <pic:blipFill>
+                    <a:blip r:embed="rId11"/>
+                    <a:srcRect/>
+                    <a:stretch>
+                      <a:fillRect/>
+                    </a:stretch>
+                  </pic:blipFill>
+                  <pic:spPr bwMode="auto">
+                    <a:xfrm>
+                      <a:off x="0" y="0"/>
+                      <a:ext cx="3950970" cy="2110740"/>
+                    </a:xfrm>
+                    <a:prstGeom prst="rect">
+                      <a:avLst/>
+                    </a:prstGeom>
+                    <a:noFill/>
+                    <a:ln w="9525">
+                      <a:noFill/>
+                      <a:miter lim="800000"/>
+                      <a:headEnd/>
+                      <a:tailEnd/>
+                    </a:ln>
+                  </pic:spPr>
+                </pic:pic>
+              </a:graphicData>
+            </a:graphic>
+          </wp:anchor>
+        </w:drawing>
+      </w:r>
+      <w:r>
+        <w:rPr>
+          <w:rFonts w:ascii="Times New Roman" w:hAnsi="Times New Roman" w:cs="Times New Roman"/>
+          <w:sz w:val="24"/>
+          <w:szCs w:val="24"/>
+        </w:rPr>
+        <w:t xml:space="preserve">El data </w:t>
+      </w:r>
+      <w:proofErr w:type="spellStart"/>
+      <w:r>
+        <w:rPr>
+          <w:rFonts w:ascii="Times New Roman" w:hAnsi="Times New Roman" w:cs="Times New Roman"/>
+          <w:sz w:val="24"/>
+          <w:szCs w:val="24"/>
+        </w:rPr>
+        <w:t>storage</w:t>
+      </w:r>
+      <w:proofErr w:type="spellEnd"/>
+      <w:r>
+        <w:rPr>
+          <w:rFonts w:ascii="Times New Roman" w:hAnsi="Times New Roman" w:cs="Times New Roman"/>
+          <w:sz w:val="24"/>
+          <w:szCs w:val="24"/>
+        </w:rPr>
+        <w:t xml:space="preserve"> es un lago de datos para procesamiento por lotes. </w:t>
+      </w:r>
+    </w:p>
+    <w:p>
+      <w:pPr>
+        <w:rPr>
+          <w:rFonts w:ascii="Times New Roman" w:hAnsi="Times New Roman" w:cs="Times New Roman"/>
+          <w:sz w:val="24"/>
+          <w:szCs w:val="24"/>
+        </w:rPr>
+      </w:pPr>
+      <w:proofErr w:type="spellStart"/>
+      <w:r>
+        <w:rPr>
+          <w:rFonts w:ascii="Times New Roman" w:hAnsi="Times New Roman" w:cs="Times New Roman"/>
+          <w:sz w:val="24"/>
+          <w:szCs w:val="24"/>
+        </w:rPr>
+        <w:t>Stream</w:t>
+      </w:r>
+      <w:proofErr w:type="spellEnd"/>
+      <w:r>
+        <w:rPr>
+          <w:rFonts w:ascii="Times New Roman" w:hAnsi="Times New Roman" w:cs="Times New Roman"/>
+          <w:sz w:val="24"/>
+          <w:szCs w:val="24"/>
+        </w:rPr>
+        <w:t xml:space="preserve"> </w:t>
+      </w:r>
+      <w:proofErr w:type="spellStart"/>
+      <w:r>
+        <w:rPr>
+          <w:rFonts w:ascii="Times New Roman" w:hAnsi="Times New Roman" w:cs="Times New Roman"/>
+          <w:sz w:val="24"/>
+          <w:szCs w:val="24"/>
+        </w:rPr>
+        <w:t>processsing</w:t>
+      </w:r>
+      <w:proofErr w:type="spellEnd"/>
+      <w:r>
+        <w:rPr>
+          <w:rFonts w:ascii="Times New Roman" w:hAnsi="Times New Roman" w:cs="Times New Roman"/>
+          <w:sz w:val="24"/>
+          <w:szCs w:val="24"/>
+        </w:rPr>
+        <w:t xml:space="preserve"> es el proceso de flujo. </w:t>
+      </w:r>
+    </w:p>
+    <w:p>
+      <w:pPr>
+        <w:rPr>
+          <w:rFonts w:ascii="Times New Roman" w:hAnsi="Times New Roman" w:cs="Times New Roman"/>
+          <w:sz w:val="24"/>
+          <w:szCs w:val="24"/>
+        </w:rPr>
+      </w:pPr>
+      <w:r>
+        <w:rPr>
+          <w:rFonts w:ascii="Times New Roman" w:hAnsi="Times New Roman" w:cs="Times New Roman"/>
+          <w:sz w:val="24"/>
+          <w:szCs w:val="24"/>
+        </w:rPr>
+        <w:t xml:space="preserve">Se almacena en un </w:t>
+      </w:r>
+      <w:proofErr w:type="spellStart"/>
+      <w:r>
+        <w:rPr>
+          <w:rFonts w:ascii="Times New Roman" w:hAnsi="Times New Roman" w:cs="Times New Roman"/>
+          <w:sz w:val="24"/>
+          <w:szCs w:val="24"/>
+        </w:rPr>
+        <w:t>analytical</w:t>
+      </w:r>
+      <w:proofErr w:type="spellEnd"/>
+      <w:r>
+        <w:rPr>
+          <w:rFonts w:ascii="Times New Roman" w:hAnsi="Times New Roman" w:cs="Times New Roman"/>
+          <w:sz w:val="24"/>
+          <w:szCs w:val="24"/>
+        </w:rPr>
+        <w:t xml:space="preserve"> data </w:t>
+      </w:r>
+      <w:proofErr w:type="spellStart"/>
+      <w:r>
+        <w:rPr>
+          <w:rFonts w:ascii="Times New Roman" w:hAnsi="Times New Roman" w:cs="Times New Roman"/>
+          <w:sz w:val="24"/>
+          <w:szCs w:val="24"/>
+        </w:rPr>
+        <w:t>store</w:t>
+      </w:r>
+      <w:proofErr w:type="spellEnd"/>
+      <w:r>
+        <w:rPr>
+          <w:rFonts w:ascii="Times New Roman" w:hAnsi="Times New Roman" w:cs="Times New Roman"/>
+          <w:sz w:val="24"/>
+          <w:szCs w:val="24"/>
+        </w:rPr>
+        <w:t xml:space="preserve">, donde se almacena información, y desde ahí se convierte en inteligencia. </w:t>
+      </w:r>
+    </w:p>
+    <w:p>
+      <w:pPr>
+        <w:rPr>
+          <w:rFonts w:ascii="Times New Roman" w:hAnsi="Times New Roman" w:cs="Times New Roman"/>
+          <w:sz w:val="24"/>
+          <w:szCs w:val="24"/>
+        </w:rPr>
+      </w:pPr>
+    </w:p>
+    <w:p>
+      <w:pPr>
+        <w:rPr>
+          <w:rFonts w:ascii="Times New Roman" w:hAnsi="Times New Roman" w:cs="Times New Roman"/>
+          <w:sz w:val="24"/>
+          <w:szCs w:val="24"/>
+        </w:rPr>
+      </w:pPr>
+      <w:r>
+        <w:rPr>
+          <w:rFonts w:ascii="Times New Roman" w:hAnsi="Times New Roman" w:cs="Times New Roman"/>
+          <w:noProof/>
+          <w:sz w:val="24"/>
+          <w:szCs w:val="24"/>
+          <w:lang w:eastAsia="es-ES"/>
+        </w:rPr>
+        <w:lastRenderedPageBreak/>
+        <w:drawing>
+          <wp:anchor distT="0" distB="0" distL="114300" distR="114300" simplePos="0" relativeHeight="251659264" behindDoc="1" locked="0" layoutInCell="1" allowOverlap="1">
+            <wp:simplePos x="0" y="0"/>
+            <wp:positionH relativeFrom="column">
+              <wp:posOffset>2687955</wp:posOffset>
+            </wp:positionH>
+            <wp:positionV relativeFrom="paragraph">
+              <wp:posOffset>14605</wp:posOffset>
+            </wp:positionV>
+            <wp:extent cx="2838450" cy="2110740"/>
+            <wp:effectExtent l="19050" t="0" r="0" b="0"/>
+            <wp:wrapTight wrapText="bothSides">
+              <wp:wrapPolygon edited="0">
+                <wp:start x="-145" y="0"/>
+                <wp:lineTo x="-145" y="21444"/>
+                <wp:lineTo x="21600" y="21444"/>
+                <wp:lineTo x="21600" y="0"/>
+                <wp:lineTo x="-145" y="0"/>
+              </wp:wrapPolygon>
+            </wp:wrapTight>
+            <wp:docPr id="6" name="Imagen 10"/>
+            <wp:cNvGraphicFramePr>
+              <a:graphicFrameLocks xmlns:a="http://schemas.openxmlformats.org/drawingml/2006/main" noChangeAspect="1"/>
+            </wp:cNvGraphicFramePr>
+            <a:graphic xmlns:a="http://schemas.openxmlformats.org/drawingml/2006/main">
+              <a:graphicData uri="http://schemas.openxmlformats.org/drawingml/2006/picture">
+                <pic:pic xmlns:pic="http://schemas.openxmlformats.org/drawingml/2006/picture">
+                  <pic:nvPicPr>
+                    <pic:cNvPr id="0" name="Picture 10"/>
+                    <pic:cNvPicPr>
+                      <a:picLocks noChangeAspect="1" noChangeArrowheads="1"/>
+                    </pic:cNvPicPr>
+                  </pic:nvPicPr>
+                  <pic:blipFill>
+                    <a:blip r:embed="rId12"/>
+                    <a:srcRect/>
+                    <a:stretch>
+                      <a:fillRect/>
+                    </a:stretch>
+                  </pic:blipFill>
+                  <pic:spPr bwMode="auto">
+                    <a:xfrm>
+                      <a:off x="0" y="0"/>
+                      <a:ext cx="2838450" cy="2110740"/>
+                    </a:xfrm>
+                    <a:prstGeom prst="rect">
+                      <a:avLst/>
+                    </a:prstGeom>
+                    <a:noFill/>
+                    <a:ln w="9525">
+                      <a:noFill/>
+                      <a:miter lim="800000"/>
+                      <a:headEnd/>
+                      <a:tailEnd/>
+                    </a:ln>
+                  </pic:spPr>
+                </pic:pic>
+              </a:graphicData>
+            </a:graphic>
+          </wp:anchor>
+        </w:drawing>
+      </w:r>
+      <w:r>
+        <w:rPr>
+          <w:rFonts w:ascii="Times New Roman" w:hAnsi="Times New Roman" w:cs="Times New Roman"/>
+          <w:sz w:val="24"/>
+          <w:szCs w:val="24"/>
+        </w:rPr>
+        <w:t xml:space="preserve">DATA LAKEHOUSE: unificación de lago y almacén de datos. Los lagos tienen escalabilidad, bajo coste y flexibilidad, mientras que los almacenes </w:t>
+      </w:r>
+      <w:proofErr w:type="gramStart"/>
+      <w:r>
+        <w:rPr>
+          <w:rFonts w:ascii="Times New Roman" w:hAnsi="Times New Roman" w:cs="Times New Roman"/>
+          <w:sz w:val="24"/>
+          <w:szCs w:val="24"/>
+        </w:rPr>
+        <w:t>estructura</w:t>
+      </w:r>
+      <w:proofErr w:type="gramEnd"/>
+      <w:r>
+        <w:rPr>
+          <w:rFonts w:ascii="Times New Roman" w:hAnsi="Times New Roman" w:cs="Times New Roman"/>
+          <w:sz w:val="24"/>
+          <w:szCs w:val="24"/>
+        </w:rPr>
+        <w:t xml:space="preserve">, orden, calidad y fiabilidad. </w:t>
+      </w:r>
+    </w:p>
+    <w:p>
+      <w:pPr>
+        <w:rPr>
+          <w:rFonts w:ascii="Times New Roman" w:hAnsi="Times New Roman" w:cs="Times New Roman"/>
+          <w:sz w:val="24"/>
+          <w:szCs w:val="24"/>
+        </w:rPr>
+      </w:pPr>
+      <w:r>
+        <w:rPr>
+          <w:rFonts w:ascii="Times New Roman" w:hAnsi="Times New Roman" w:cs="Times New Roman"/>
+          <w:sz w:val="24"/>
+          <w:szCs w:val="24"/>
+        </w:rPr>
+        <w:t xml:space="preserve">Se añade una capa de metadatos (Delta Lake, Iceberg, </w:t>
+      </w:r>
+      <w:proofErr w:type="spellStart"/>
+      <w:r>
+        <w:rPr>
+          <w:rFonts w:ascii="Times New Roman" w:hAnsi="Times New Roman" w:cs="Times New Roman"/>
+          <w:sz w:val="24"/>
+          <w:szCs w:val="24"/>
+        </w:rPr>
+        <w:t>Hudi</w:t>
+      </w:r>
+      <w:proofErr w:type="spellEnd"/>
+      <w:r>
+        <w:rPr>
+          <w:rFonts w:ascii="Times New Roman" w:hAnsi="Times New Roman" w:cs="Times New Roman"/>
+          <w:sz w:val="24"/>
+          <w:szCs w:val="24"/>
+        </w:rPr>
+        <w:t xml:space="preserve">) para añadir soporte para transacciones, versiones, esquemas y calidad. Se consulta con diversas </w:t>
+      </w:r>
+      <w:proofErr w:type="spellStart"/>
+      <w:r>
+        <w:rPr>
+          <w:rFonts w:ascii="Times New Roman" w:hAnsi="Times New Roman" w:cs="Times New Roman"/>
+          <w:sz w:val="24"/>
+          <w:szCs w:val="24"/>
+        </w:rPr>
+        <w:t>APIs</w:t>
+      </w:r>
+      <w:proofErr w:type="spellEnd"/>
+      <w:r>
+        <w:rPr>
+          <w:rFonts w:ascii="Times New Roman" w:hAnsi="Times New Roman" w:cs="Times New Roman"/>
+          <w:sz w:val="24"/>
+          <w:szCs w:val="24"/>
+        </w:rPr>
+        <w:t xml:space="preserve"> y motores de procesamiento para hacerlo por lotes o flujos. </w:t>
+      </w:r>
+    </w:p>
+    <w:p>
+      <w:pPr>
+        <w:rPr>
+          <w:rFonts w:ascii="Times New Roman" w:hAnsi="Times New Roman" w:cs="Times New Roman"/>
+          <w:sz w:val="24"/>
+          <w:szCs w:val="24"/>
+        </w:rPr>
+      </w:pPr>
+    </w:p>
+    <w:p>
+      <w:pPr>
+        <w:rPr>
+          <w:rFonts w:ascii="Times New Roman" w:hAnsi="Times New Roman" w:cs="Times New Roman"/>
+          <w:sz w:val="24"/>
+          <w:szCs w:val="24"/>
+        </w:rPr>
+      </w:pPr>
+    </w:p>
+    <w:p>
+      <w:pPr>
+        <w:rPr>
+          <w:rFonts w:ascii="Times New Roman" w:hAnsi="Times New Roman" w:cs="Times New Roman"/>
+          <w:sz w:val="24"/>
+          <w:szCs w:val="24"/>
+        </w:rPr>
+      </w:pPr>
+    </w:p>
+    <w:p>
+      <w:pPr>
+        <w:rPr>
+          <w:rFonts w:ascii="Times New Roman" w:hAnsi="Times New Roman" w:cs="Times New Roman"/>
+          <w:sz w:val="24"/>
+          <w:szCs w:val="24"/>
+        </w:rPr>
+      </w:pPr>
+    </w:p>
+    <w:p>
+      <w:pPr>
+        <w:rPr>
+          <w:rFonts w:ascii="Times New Roman" w:hAnsi="Times New Roman" w:cs="Times New Roman"/>
+          <w:sz w:val="24"/>
+          <w:szCs w:val="24"/>
+        </w:rPr>
+      </w:pPr>
+    </w:p>
     <w:sectPr>
       <w:pgSz w:w="11906" w:h="16838"/>
       <w:pgMar w:top="1417" w:right="1701" w:bottom="1417" w:left="1701" w:header="708" w:footer="708" w:gutter="0"/>
@@ -1122,8 +4767,160 @@
       </w:rPr>
     </w:lvl>
   </w:abstractNum>
+  <w:abstractNum w:abstractNumId="1">
+    <w:nsid w:val="71575660"/>
+    <w:multiLevelType w:val="multilevel"/>
+    <w:tmpl w:val="F2E4BD2E"/>
+    <w:lvl w:ilvl="0">
+      <w:start w:val="1"/>
+      <w:numFmt w:val="bullet"/>
+      <w:lvlText w:val=""/>
+      <w:lvlJc w:val="left"/>
+      <w:pPr>
+        <w:tabs>
+          <w:tab w:val="num" w:pos="720"/>
+        </w:tabs>
+        <w:ind w:left="720" w:hanging="360"/>
+      </w:pPr>
+      <w:rPr>
+        <w:rFonts w:ascii="Symbol" w:hAnsi="Symbol" w:hint="default"/>
+        <w:sz w:val="20"/>
+      </w:rPr>
+    </w:lvl>
+    <w:lvl w:ilvl="1" w:tentative="1">
+      <w:start w:val="1"/>
+      <w:numFmt w:val="bullet"/>
+      <w:lvlText w:val="o"/>
+      <w:lvlJc w:val="left"/>
+      <w:pPr>
+        <w:tabs>
+          <w:tab w:val="num" w:pos="1440"/>
+        </w:tabs>
+        <w:ind w:left="1440" w:hanging="360"/>
+      </w:pPr>
+      <w:rPr>
+        <w:rFonts w:ascii="Courier New" w:hAnsi="Courier New" w:hint="default"/>
+        <w:sz w:val="20"/>
+      </w:rPr>
+    </w:lvl>
+    <w:lvl w:ilvl="2" w:tentative="1">
+      <w:start w:val="1"/>
+      <w:numFmt w:val="bullet"/>
+      <w:lvlText w:val=""/>
+      <w:lvlJc w:val="left"/>
+      <w:pPr>
+        <w:tabs>
+          <w:tab w:val="num" w:pos="2160"/>
+        </w:tabs>
+        <w:ind w:left="2160" w:hanging="360"/>
+      </w:pPr>
+      <w:rPr>
+        <w:rFonts w:ascii="Wingdings" w:hAnsi="Wingdings" w:hint="default"/>
+        <w:sz w:val="20"/>
+      </w:rPr>
+    </w:lvl>
+    <w:lvl w:ilvl="3" w:tentative="1">
+      <w:start w:val="1"/>
+      <w:numFmt w:val="bullet"/>
+      <w:lvlText w:val=""/>
+      <w:lvlJc w:val="left"/>
+      <w:pPr>
+        <w:tabs>
+          <w:tab w:val="num" w:pos="2880"/>
+        </w:tabs>
+        <w:ind w:left="2880" w:hanging="360"/>
+      </w:pPr>
+      <w:rPr>
+        <w:rFonts w:ascii="Wingdings" w:hAnsi="Wingdings" w:hint="default"/>
+        <w:sz w:val="20"/>
+      </w:rPr>
+    </w:lvl>
+    <w:lvl w:ilvl="4" w:tentative="1">
+      <w:start w:val="1"/>
+      <w:numFmt w:val="bullet"/>
+      <w:lvlText w:val=""/>
+      <w:lvlJc w:val="left"/>
+      <w:pPr>
+        <w:tabs>
+          <w:tab w:val="num" w:pos="3600"/>
+        </w:tabs>
+        <w:ind w:left="3600" w:hanging="360"/>
+      </w:pPr>
+      <w:rPr>
+        <w:rFonts w:ascii="Wingdings" w:hAnsi="Wingdings" w:hint="default"/>
+        <w:sz w:val="20"/>
+      </w:rPr>
+    </w:lvl>
+    <w:lvl w:ilvl="5" w:tentative="1">
+      <w:start w:val="1"/>
+      <w:numFmt w:val="bullet"/>
+      <w:lvlText w:val=""/>
+      <w:lvlJc w:val="left"/>
+      <w:pPr>
+        <w:tabs>
+          <w:tab w:val="num" w:pos="4320"/>
+        </w:tabs>
+        <w:ind w:left="4320" w:hanging="360"/>
+      </w:pPr>
+      <w:rPr>
+        <w:rFonts w:ascii="Wingdings" w:hAnsi="Wingdings" w:hint="default"/>
+        <w:sz w:val="20"/>
+      </w:rPr>
+    </w:lvl>
+    <w:lvl w:ilvl="6" w:tentative="1">
+      <w:start w:val="1"/>
+      <w:numFmt w:val="bullet"/>
+      <w:lvlText w:val=""/>
+      <w:lvlJc w:val="left"/>
+      <w:pPr>
+        <w:tabs>
+          <w:tab w:val="num" w:pos="5040"/>
+        </w:tabs>
+        <w:ind w:left="5040" w:hanging="360"/>
+      </w:pPr>
+      <w:rPr>
+        <w:rFonts w:ascii="Wingdings" w:hAnsi="Wingdings" w:hint="default"/>
+        <w:sz w:val="20"/>
+      </w:rPr>
+    </w:lvl>
+    <w:lvl w:ilvl="7" w:tentative="1">
+      <w:start w:val="1"/>
+      <w:numFmt w:val="bullet"/>
+      <w:lvlText w:val=""/>
+      <w:lvlJc w:val="left"/>
+      <w:pPr>
+        <w:tabs>
+          <w:tab w:val="num" w:pos="5760"/>
+        </w:tabs>
+        <w:ind w:left="5760" w:hanging="360"/>
+      </w:pPr>
+      <w:rPr>
+        <w:rFonts w:ascii="Wingdings" w:hAnsi="Wingdings" w:hint="default"/>
+        <w:sz w:val="20"/>
+      </w:rPr>
+    </w:lvl>
+    <w:lvl w:ilvl="8" w:tentative="1">
+      <w:start w:val="1"/>
+      <w:numFmt w:val="bullet"/>
+      <w:lvlText w:val=""/>
+      <w:lvlJc w:val="left"/>
+      <w:pPr>
+        <w:tabs>
+          <w:tab w:val="num" w:pos="6480"/>
+        </w:tabs>
+        <w:ind w:left="6480" w:hanging="360"/>
+      </w:pPr>
+      <w:rPr>
+        <w:rFonts w:ascii="Wingdings" w:hAnsi="Wingdings" w:hint="default"/>
+        <w:sz w:val="20"/>
+      </w:rPr>
+    </w:lvl>
+  </w:abstractNum>
   <w:num w:numId="1">
     <w:abstractNumId w:val="0"/>
+  </w:num>
+  <w:num w:numId="2">
+    <w:abstractNumId w:val="1"/>
   </w:num>
 </w:numbering>
 </file>
@@ -1292,7 +5089,6 @@
   <w:style w:type="character" w:default="1" w:styleId="Fuentedeprrafopredeter">
     <w:name w:val="Default Paragraph Font"/>
     <w:uiPriority w:val="1"/>
-    <w:semiHidden/>
     <w:unhideWhenUsed/>
   </w:style>
   <w:style w:type="table" w:default="1" w:styleId="Tablanormal">
@@ -1356,6 +5152,19 @@
       <w:rFonts w:ascii="Tahoma" w:hAnsi="Tahoma" w:cs="Tahoma"/>
       <w:sz w:val="16"/>
       <w:szCs w:val="16"/>
+    </w:rPr>
+  </w:style>
+  <w:style w:type="paragraph" w:styleId="NormalWeb">
+    <w:name w:val="Normal (Web)"/>
+    <w:basedOn w:val="Normal"/>
+    <w:uiPriority w:val="99"/>
+    <w:semiHidden/>
+    <w:unhideWhenUsed/>
+    <w:rsid w:val="00743909"/>
+    <w:rPr>
+      <w:rFonts w:ascii="Times New Roman" w:hAnsi="Times New Roman" w:cs="Times New Roman"/>
+      <w:sz w:val="24"/>
+      <w:szCs w:val="24"/>
     </w:rPr>
   </w:style>
 </w:styles>
